--- a/decreto.docx
+++ b/decreto.docx
@@ -12,15 +12,11 @@
         <w:ind w:left="2124" w:firstLine="708"/>
         <w:rPr>
           <w:rFonts w:ascii="Times New Roman" w:hAnsi="Times New Roman"/>
-          <w:sz w:val="24"/>
-          <w:szCs w:val="24"/>
-        </w:rPr>
-      </w:pPr>
-      <w:r>
-        <w:rPr>
-          <w:rFonts w:ascii="Times New Roman" w:hAnsi="Times New Roman"/>
-          <w:sz w:val="24"/>
-          <w:szCs w:val="24"/>
+        </w:rPr>
+      </w:pPr>
+      <w:r>
+        <w:rPr>
+          <w:rFonts w:ascii="Times New Roman" w:hAnsi="Times New Roman"/>
         </w:rPr>
         <w:t>_________________________________</w:t>
       </w:r>
@@ -37,17 +33,13 @@
           <w:rFonts w:ascii="Times New Roman" w:hAnsi="Times New Roman"/>
           <w:b/>
           <w:bCs/>
-          <w:sz w:val="24"/>
-          <w:szCs w:val="24"/>
-        </w:rPr>
-      </w:pPr>
-      <w:r>
-        <w:rPr>
-          <w:rFonts w:ascii="Times New Roman" w:hAnsi="Times New Roman"/>
-          <w:b/>
-          <w:bCs/>
-          <w:sz w:val="24"/>
-          <w:szCs w:val="24"/>
+        </w:rPr>
+      </w:pPr>
+      <w:r>
+        <w:rPr>
+          <w:rFonts w:ascii="Times New Roman" w:hAnsi="Times New Roman"/>
+          <w:b/>
+          <w:bCs/>
         </w:rPr>
         <w:t>RICORSO PER DECRETO INGIUNTIVO</w:t>
       </w:r>
@@ -64,8 +56,6 @@
           <w:rFonts w:ascii="Times New Roman" w:hAnsi="Times New Roman"/>
           <w:b/>
           <w:bCs/>
-          <w:sz w:val="24"/>
-          <w:szCs w:val="24"/>
         </w:rPr>
       </w:pPr>
     </w:p>
@@ -79,30 +69,33 @@
         <w:jc w:val="both"/>
         <w:rPr>
           <w:rFonts w:ascii="Times New Roman" w:hAnsi="Times New Roman"/>
-          <w:sz w:val="24"/>
-          <w:szCs w:val="24"/>
-        </w:rPr>
-      </w:pPr>
-      <w:r>
-        <w:rPr>
-          <w:rFonts w:ascii="Times New Roman" w:hAnsi="Times New Roman"/>
-          <w:b/>
-          <w:bCs/>
-          <w:sz w:val="24"/>
-          <w:szCs w:val="24"/>
+        </w:rPr>
+      </w:pPr>
+      <w:r>
+        <w:rPr>
+          <w:rFonts w:ascii="Times New Roman" w:hAnsi="Times New Roman"/>
+          <w:b/>
+          <w:bCs/>
           <w:u w:val="single"/>
         </w:rPr>
-        <w:t>S.E.V.</w:t>
-      </w:r>
-      <w:r>
-        <w:rPr>
-          <w:rFonts w:ascii="Times New Roman" w:hAnsi="Times New Roman"/>
-          <w:b/>
-          <w:bCs/>
-          <w:sz w:val="24"/>
-          <w:szCs w:val="24"/>
+        <w:t>S</w:t>
+      </w:r>
+      <w:r>
+        <w:rPr>
+          <w:rFonts w:ascii="Times New Roman" w:hAnsi="Times New Roman"/>
+          <w:b/>
+          <w:bCs/>
           <w:u w:val="single"/>
         </w:rPr>
+        <w:t>alerno Energia Vendite</w:t>
+      </w:r>
+      <w:r>
+        <w:rPr>
+          <w:rFonts w:ascii="Times New Roman" w:hAnsi="Times New Roman"/>
+          <w:b/>
+          <w:bCs/>
+          <w:u w:val="single"/>
+        </w:rPr>
         <w:t xml:space="preserve"> </w:t>
       </w:r>
       <w:proofErr w:type="spellStart"/>
@@ -111,8 +104,6 @@
           <w:rFonts w:ascii="Times New Roman" w:hAnsi="Times New Roman"/>
           <w:b/>
           <w:bCs/>
-          <w:sz w:val="24"/>
-          <w:szCs w:val="24"/>
           <w:u w:val="single"/>
         </w:rPr>
         <w:t>S.p.a</w:t>
@@ -123,8 +114,6 @@
           <w:rFonts w:ascii="Times New Roman" w:hAnsi="Times New Roman"/>
           <w:b/>
           <w:bCs/>
-          <w:sz w:val="24"/>
-          <w:szCs w:val="24"/>
           <w:u w:val="single"/>
         </w:rPr>
         <w:t xml:space="preserve"> </w:t>
@@ -132,8 +121,6 @@
       <w:r>
         <w:rPr>
           <w:rFonts w:ascii="Times New Roman" w:hAnsi="Times New Roman"/>
-          <w:sz w:val="24"/>
-          <w:szCs w:val="24"/>
         </w:rPr>
         <w:t>- con sede legale in Salerno (Sa) alla Via Stefano Passaro n. 1 Codice Fiscale e P.IVA 03916040656 , R.E.A. di  Salerno n. 329957,  (doc.1-2) in persona  del suo Amministratore Delegato e legale rappresentante  pro-tempore  Dott. Mauro Tornatore, nato ad Avellino (</w:t>
       </w:r>
@@ -141,8 +128,6 @@
       <w:r>
         <w:rPr>
           <w:rFonts w:ascii="Times New Roman" w:hAnsi="Times New Roman"/>
-          <w:sz w:val="24"/>
-          <w:szCs w:val="24"/>
         </w:rPr>
         <w:t>Av</w:t>
       </w:r>
@@ -150,8 +135,6 @@
       <w:r>
         <w:rPr>
           <w:rFonts w:ascii="Times New Roman" w:hAnsi="Times New Roman"/>
-          <w:sz w:val="24"/>
-          <w:szCs w:val="24"/>
         </w:rPr>
         <w:t xml:space="preserve">), il 13 aprile 1969 (Cod. Fiscale TRNMRA69D13A509O), giusta nomina del 28/04/2023, rappresentata e difesa dall’Avv. Maria Afrodite Carotenuto, (cod. fiscale CRTMFR68E50F839I) elettivamente domiciliata presso il suo studio in Napoli alla Via Giuseppe Bonito n. 1, con domicilio digitale </w:t>
       </w:r>
@@ -159,8 +142,6 @@
       <w:r>
         <w:rPr>
           <w:rFonts w:ascii="Times New Roman" w:hAnsi="Times New Roman"/>
-          <w:sz w:val="24"/>
-          <w:szCs w:val="24"/>
         </w:rPr>
         <w:t>pec</w:t>
       </w:r>
@@ -168,8 +149,6 @@
       <w:r>
         <w:rPr>
           <w:rFonts w:ascii="Times New Roman" w:hAnsi="Times New Roman"/>
-          <w:sz w:val="24"/>
-          <w:szCs w:val="24"/>
         </w:rPr>
         <w:t xml:space="preserve">: </w:t>
       </w:r>
@@ -178,8 +157,6 @@
           <w:rPr>
             <w:rStyle w:val="Collegamentoipertestuale"/>
             <w:rFonts w:ascii="Times New Roman" w:eastAsiaTheme="majorEastAsia" w:hAnsi="Times New Roman"/>
-            <w:sz w:val="24"/>
-            <w:szCs w:val="24"/>
           </w:rPr>
           <w:t>mariaafroditecarotenuto@avvocatinapoli.legalmail.it</w:t>
         </w:r>
@@ -187,8 +164,6 @@
       <w:r>
         <w:rPr>
           <w:rFonts w:ascii="Times New Roman" w:hAnsi="Times New Roman"/>
-          <w:sz w:val="24"/>
-          <w:szCs w:val="24"/>
         </w:rPr>
         <w:t xml:space="preserve"> in virtù di procura rilasciata ai sensi dell’art. 83, co.3 c.p.c. su foglio separato.</w:t>
       </w:r>
@@ -204,8 +179,6 @@
         <w:rPr>
           <w:rFonts w:ascii="Times New Roman" w:hAnsi="Times New Roman"/>
           <w:b/>
-          <w:sz w:val="24"/>
-          <w:szCs w:val="24"/>
         </w:rPr>
       </w:pPr>
     </w:p>
@@ -220,16 +193,12 @@
         <w:rPr>
           <w:rFonts w:ascii="Times New Roman" w:hAnsi="Times New Roman"/>
           <w:b/>
-          <w:sz w:val="24"/>
-          <w:szCs w:val="24"/>
-        </w:rPr>
-      </w:pPr>
-      <w:r>
-        <w:rPr>
-          <w:rFonts w:ascii="Times New Roman" w:hAnsi="Times New Roman"/>
-          <w:b/>
-          <w:sz w:val="24"/>
-          <w:szCs w:val="24"/>
+        </w:rPr>
+      </w:pPr>
+      <w:r>
+        <w:rPr>
+          <w:rFonts w:ascii="Times New Roman" w:hAnsi="Times New Roman"/>
+          <w:b/>
         </w:rPr>
         <w:t>CONTRO</w:t>
       </w:r>
@@ -244,8 +213,6 @@
         <w:jc w:val="both"/>
         <w:rPr>
           <w:rFonts w:ascii="Times New Roman" w:hAnsi="Times New Roman"/>
-          <w:sz w:val="24"/>
-          <w:szCs w:val="24"/>
         </w:rPr>
       </w:pPr>
       <w:bookmarkStart w:id="0" w:name="_Hlk170817109"/>
@@ -253,8 +220,6 @@
         <w:rPr>
           <w:rFonts w:ascii="Times New Roman" w:hAnsi="Times New Roman"/>
           <w:b/>
-          <w:sz w:val="24"/>
-          <w:szCs w:val="24"/>
         </w:rPr>
         <w:t>{</w:t>
       </w:r>
@@ -263,8 +228,6 @@
         <w:rPr>
           <w:rFonts w:ascii="Times New Roman" w:hAnsi="Times New Roman"/>
           <w:b/>
-          <w:sz w:val="24"/>
-          <w:szCs w:val="24"/>
         </w:rPr>
         <w:t>r</w:t>
       </w:r>
@@ -272,8 +235,6 @@
         <w:rPr>
           <w:rFonts w:ascii="Times New Roman" w:hAnsi="Times New Roman"/>
           <w:b/>
-          <w:sz w:val="24"/>
-          <w:szCs w:val="24"/>
         </w:rPr>
         <w:t>agione</w:t>
       </w:r>
@@ -281,8 +242,6 @@
         <w:rPr>
           <w:rFonts w:ascii="Times New Roman" w:hAnsi="Times New Roman"/>
           <w:b/>
-          <w:sz w:val="24"/>
-          <w:szCs w:val="24"/>
         </w:rPr>
         <w:t>_</w:t>
       </w:r>
@@ -290,8 +249,6 @@
         <w:rPr>
           <w:rFonts w:ascii="Times New Roman" w:hAnsi="Times New Roman"/>
           <w:b/>
-          <w:sz w:val="24"/>
-          <w:szCs w:val="24"/>
         </w:rPr>
         <w:t>sociale</w:t>
       </w:r>
@@ -300,8 +257,6 @@
         <w:rPr>
           <w:rFonts w:ascii="Times New Roman" w:hAnsi="Times New Roman"/>
           <w:b/>
-          <w:sz w:val="24"/>
-          <w:szCs w:val="24"/>
         </w:rPr>
         <w:t>}</w:t>
       </w:r>
@@ -309,24 +264,18 @@
         <w:rPr>
           <w:rFonts w:ascii="Times New Roman" w:hAnsi="Times New Roman"/>
           <w:b/>
-          <w:sz w:val="24"/>
-          <w:szCs w:val="24"/>
         </w:rPr>
         <w:t xml:space="preserve"> </w:t>
       </w:r>
       <w:r>
         <w:rPr>
           <w:rFonts w:ascii="Times New Roman" w:hAnsi="Times New Roman"/>
-          <w:sz w:val="24"/>
-          <w:szCs w:val="24"/>
         </w:rPr>
         <w:t>Cod. fiscale</w:t>
       </w:r>
       <w:r>
         <w:rPr>
           <w:rFonts w:ascii="Times New Roman" w:hAnsi="Times New Roman"/>
-          <w:sz w:val="24"/>
-          <w:szCs w:val="24"/>
         </w:rPr>
         <w:t>/</w:t>
       </w:r>
@@ -334,8 +283,6 @@
       <w:r>
         <w:rPr>
           <w:rFonts w:ascii="Times New Roman" w:hAnsi="Times New Roman"/>
-          <w:sz w:val="24"/>
-          <w:szCs w:val="24"/>
         </w:rPr>
         <w:t>p.IVA</w:t>
       </w:r>
@@ -343,16 +290,12 @@
       <w:r>
         <w:rPr>
           <w:rFonts w:ascii="Times New Roman" w:hAnsi="Times New Roman"/>
-          <w:sz w:val="24"/>
-          <w:szCs w:val="24"/>
         </w:rPr>
         <w:t xml:space="preserve"> </w:t>
       </w:r>
       <w:r>
         <w:rPr>
           <w:rFonts w:ascii="Times New Roman" w:hAnsi="Times New Roman"/>
-          <w:sz w:val="24"/>
-          <w:szCs w:val="24"/>
         </w:rPr>
         <w:t>{</w:t>
       </w:r>
@@ -360,16 +303,12 @@
       <w:r>
         <w:rPr>
           <w:rFonts w:ascii="Times New Roman" w:hAnsi="Times New Roman"/>
-          <w:sz w:val="24"/>
-          <w:szCs w:val="24"/>
         </w:rPr>
         <w:t>c</w:t>
       </w:r>
       <w:r>
         <w:rPr>
           <w:rFonts w:ascii="Times New Roman" w:hAnsi="Times New Roman"/>
-          <w:sz w:val="24"/>
-          <w:szCs w:val="24"/>
         </w:rPr>
         <w:t>odice_</w:t>
       </w:r>
@@ -377,16 +316,12 @@
       <w:r>
         <w:rPr>
           <w:rFonts w:ascii="Times New Roman" w:hAnsi="Times New Roman"/>
-          <w:sz w:val="24"/>
-          <w:szCs w:val="24"/>
         </w:rPr>
         <w:t>f</w:t>
       </w:r>
       <w:r>
         <w:rPr>
           <w:rFonts w:ascii="Times New Roman" w:hAnsi="Times New Roman"/>
-          <w:sz w:val="24"/>
-          <w:szCs w:val="24"/>
         </w:rPr>
         <w:t>iscale</w:t>
       </w:r>
@@ -394,16 +329,12 @@
       <w:r>
         <w:rPr>
           <w:rFonts w:ascii="Times New Roman" w:hAnsi="Times New Roman"/>
-          <w:sz w:val="24"/>
-          <w:szCs w:val="24"/>
         </w:rPr>
         <w:t>}</w:t>
       </w:r>
       <w:r>
         <w:rPr>
           <w:rFonts w:ascii="Times New Roman" w:hAnsi="Times New Roman"/>
-          <w:sz w:val="24"/>
-          <w:szCs w:val="24"/>
         </w:rPr>
         <w:t>-</w:t>
       </w:r>
@@ -411,8 +342,6 @@
       <w:r>
         <w:rPr>
           <w:rFonts w:ascii="Times New Roman" w:hAnsi="Times New Roman"/>
-          <w:sz w:val="24"/>
-          <w:szCs w:val="24"/>
         </w:rPr>
         <w:t>{</w:t>
       </w:r>
@@ -420,32 +349,24 @@
       <w:r>
         <w:rPr>
           <w:rFonts w:ascii="Times New Roman" w:hAnsi="Times New Roman"/>
-          <w:sz w:val="24"/>
-          <w:szCs w:val="24"/>
         </w:rPr>
         <w:t>p</w:t>
       </w:r>
       <w:r>
         <w:rPr>
           <w:rFonts w:ascii="Times New Roman" w:hAnsi="Times New Roman"/>
-          <w:sz w:val="24"/>
-          <w:szCs w:val="24"/>
         </w:rPr>
         <w:t>artita_</w:t>
       </w:r>
       <w:r>
         <w:rPr>
           <w:rFonts w:ascii="Times New Roman" w:hAnsi="Times New Roman"/>
-          <w:sz w:val="24"/>
-          <w:szCs w:val="24"/>
         </w:rPr>
         <w:t>i</w:t>
       </w:r>
       <w:r>
         <w:rPr>
           <w:rFonts w:ascii="Times New Roman" w:hAnsi="Times New Roman"/>
-          <w:sz w:val="24"/>
-          <w:szCs w:val="24"/>
         </w:rPr>
         <w:t>va</w:t>
       </w:r>
@@ -453,40 +374,30 @@
       <w:r>
         <w:rPr>
           <w:rFonts w:ascii="Times New Roman" w:hAnsi="Times New Roman"/>
-          <w:sz w:val="24"/>
-          <w:szCs w:val="24"/>
         </w:rPr>
         <w:t>}</w:t>
       </w:r>
       <w:r>
         <w:rPr>
           <w:rFonts w:ascii="Times New Roman" w:hAnsi="Times New Roman"/>
-          <w:sz w:val="24"/>
-          <w:szCs w:val="24"/>
         </w:rPr>
         <w:t xml:space="preserve"> </w:t>
       </w:r>
       <w:r>
         <w:rPr>
           <w:rFonts w:ascii="Times New Roman" w:hAnsi="Times New Roman"/>
-          <w:sz w:val="24"/>
-          <w:szCs w:val="24"/>
         </w:rPr>
         <w:t>residente in</w:t>
       </w:r>
       <w:r>
         <w:rPr>
           <w:rFonts w:ascii="Times New Roman" w:hAnsi="Times New Roman"/>
-          <w:sz w:val="24"/>
-          <w:szCs w:val="24"/>
         </w:rPr>
         <w:t xml:space="preserve"> </w:t>
       </w:r>
       <w:r>
         <w:rPr>
           <w:rFonts w:ascii="Times New Roman" w:hAnsi="Times New Roman"/>
-          <w:sz w:val="24"/>
-          <w:szCs w:val="24"/>
         </w:rPr>
         <w:t>{</w:t>
       </w:r>
@@ -494,8 +405,6 @@
       <w:r>
         <w:rPr>
           <w:rFonts w:ascii="Times New Roman" w:hAnsi="Times New Roman"/>
-          <w:sz w:val="24"/>
-          <w:szCs w:val="24"/>
         </w:rPr>
         <w:t>comune_residenza</w:t>
       </w:r>
@@ -503,16 +412,12 @@
       <w:r>
         <w:rPr>
           <w:rFonts w:ascii="Times New Roman" w:hAnsi="Times New Roman"/>
-          <w:sz w:val="24"/>
-          <w:szCs w:val="24"/>
         </w:rPr>
         <w:t>}</w:t>
       </w:r>
       <w:r>
         <w:rPr>
           <w:rFonts w:ascii="Times New Roman" w:hAnsi="Times New Roman"/>
-          <w:sz w:val="24"/>
-          <w:szCs w:val="24"/>
         </w:rPr>
         <w:t xml:space="preserve"> (</w:t>
       </w:r>
@@ -520,8 +425,6 @@
       <w:r>
         <w:rPr>
           <w:rFonts w:ascii="Times New Roman" w:hAnsi="Times New Roman"/>
-          <w:sz w:val="24"/>
-          <w:szCs w:val="24"/>
         </w:rPr>
         <w:t>{</w:t>
       </w:r>
@@ -529,16 +432,12 @@
       <w:r>
         <w:rPr>
           <w:rFonts w:ascii="Times New Roman" w:hAnsi="Times New Roman"/>
-          <w:sz w:val="24"/>
-          <w:szCs w:val="24"/>
         </w:rPr>
         <w:t>provincia</w:t>
       </w:r>
       <w:r>
         <w:rPr>
           <w:rFonts w:ascii="Times New Roman" w:hAnsi="Times New Roman"/>
-          <w:sz w:val="24"/>
-          <w:szCs w:val="24"/>
         </w:rPr>
         <w:t>_residenza</w:t>
       </w:r>
@@ -546,8 +445,6 @@
       <w:r>
         <w:rPr>
           <w:rFonts w:ascii="Times New Roman" w:hAnsi="Times New Roman"/>
-          <w:sz w:val="24"/>
-          <w:szCs w:val="24"/>
         </w:rPr>
         <w:t>}) {</w:t>
       </w:r>
@@ -555,8 +452,6 @@
       <w:r>
         <w:rPr>
           <w:rFonts w:ascii="Times New Roman" w:hAnsi="Times New Roman"/>
-          <w:sz w:val="24"/>
-          <w:szCs w:val="24"/>
         </w:rPr>
         <w:t>indirizzo_residenza</w:t>
       </w:r>
@@ -564,8 +459,6 @@
       <w:r>
         <w:rPr>
           <w:rFonts w:ascii="Times New Roman" w:hAnsi="Times New Roman"/>
-          <w:sz w:val="24"/>
-          <w:szCs w:val="24"/>
         </w:rPr>
         <w:t>}</w:t>
       </w:r>
@@ -583,8 +476,6 @@
         <w:rPr>
           <w:rFonts w:ascii="Times New Roman" w:hAnsi="Times New Roman"/>
           <w:b/>
-          <w:sz w:val="24"/>
-          <w:szCs w:val="24"/>
         </w:rPr>
       </w:pPr>
     </w:p>
@@ -599,16 +490,12 @@
         <w:rPr>
           <w:rFonts w:ascii="Times New Roman" w:hAnsi="Times New Roman"/>
           <w:b/>
-          <w:sz w:val="24"/>
-          <w:szCs w:val="24"/>
-        </w:rPr>
-      </w:pPr>
-      <w:r>
-        <w:rPr>
-          <w:rFonts w:ascii="Times New Roman" w:hAnsi="Times New Roman"/>
-          <w:b/>
-          <w:sz w:val="24"/>
-          <w:szCs w:val="24"/>
+        </w:rPr>
+      </w:pPr>
+      <w:r>
+        <w:rPr>
+          <w:rFonts w:ascii="Times New Roman" w:hAnsi="Times New Roman"/>
+          <w:b/>
         </w:rPr>
         <w:t>PREMESSO CHE</w:t>
       </w:r>
@@ -623,24 +510,18 @@
         <w:jc w:val="both"/>
         <w:rPr>
           <w:rFonts w:ascii="Times New Roman" w:hAnsi="Times New Roman"/>
-          <w:sz w:val="24"/>
-          <w:szCs w:val="24"/>
           <w:u w:val="single"/>
         </w:rPr>
       </w:pPr>
       <w:r>
         <w:rPr>
           <w:rFonts w:ascii="Times New Roman" w:hAnsi="Times New Roman"/>
-          <w:sz w:val="24"/>
-          <w:szCs w:val="24"/>
         </w:rPr>
         <w:t xml:space="preserve">-  la società ricorrente ha fornito </w:t>
       </w:r>
       <w:r>
         <w:rPr>
           <w:rFonts w:ascii="Times New Roman" w:hAnsi="Times New Roman"/>
-          <w:sz w:val="24"/>
-          <w:szCs w:val="24"/>
         </w:rPr>
         <w:t>{</w:t>
       </w:r>
@@ -648,8 +529,6 @@
       <w:r>
         <w:rPr>
           <w:rFonts w:ascii="Times New Roman" w:hAnsi="Times New Roman"/>
-          <w:sz w:val="24"/>
-          <w:szCs w:val="24"/>
         </w:rPr>
         <w:t>settore_contabile</w:t>
       </w:r>
@@ -657,32 +536,24 @@
       <w:r>
         <w:rPr>
           <w:rFonts w:ascii="Times New Roman" w:hAnsi="Times New Roman"/>
-          <w:sz w:val="24"/>
-          <w:szCs w:val="24"/>
         </w:rPr>
         <w:t>}</w:t>
       </w:r>
       <w:r>
         <w:rPr>
           <w:rFonts w:ascii="Times New Roman" w:hAnsi="Times New Roman"/>
-          <w:sz w:val="24"/>
-          <w:szCs w:val="24"/>
         </w:rPr>
         <w:t xml:space="preserve"> </w:t>
       </w:r>
       <w:r>
         <w:rPr>
           <w:rFonts w:ascii="Times New Roman" w:hAnsi="Times New Roman"/>
-          <w:sz w:val="24"/>
-          <w:szCs w:val="24"/>
         </w:rPr>
         <w:t>per</w:t>
       </w:r>
       <w:r>
         <w:rPr>
           <w:rFonts w:ascii="Times New Roman" w:hAnsi="Times New Roman"/>
-          <w:sz w:val="24"/>
-          <w:szCs w:val="24"/>
         </w:rPr>
         <w:t xml:space="preserve"> </w:t>
       </w:r>
@@ -690,8 +561,6 @@
         <w:rPr>
           <w:rFonts w:ascii="Times New Roman" w:hAnsi="Times New Roman"/>
           <w:b/>
-          <w:sz w:val="24"/>
-          <w:szCs w:val="24"/>
           <w:u w:val="single"/>
         </w:rPr>
         <w:t>{</w:t>
@@ -701,8 +570,6 @@
         <w:rPr>
           <w:rFonts w:ascii="Times New Roman" w:hAnsi="Times New Roman"/>
           <w:b/>
-          <w:sz w:val="24"/>
-          <w:szCs w:val="24"/>
           <w:u w:val="single"/>
         </w:rPr>
         <w:t>ragione_sociale</w:t>
@@ -712,8 +579,6 @@
         <w:rPr>
           <w:rFonts w:ascii="Times New Roman" w:hAnsi="Times New Roman"/>
           <w:b/>
-          <w:sz w:val="24"/>
-          <w:szCs w:val="24"/>
           <w:u w:val="single"/>
         </w:rPr>
         <w:t>}</w:t>
@@ -722,40 +587,30 @@
         <w:rPr>
           <w:rFonts w:ascii="Times New Roman" w:hAnsi="Times New Roman"/>
           <w:bCs/>
-          <w:sz w:val="24"/>
-          <w:szCs w:val="24"/>
         </w:rPr>
         <w:t xml:space="preserve"> </w:t>
       </w:r>
       <w:r>
         <w:rPr>
           <w:rFonts w:ascii="Times New Roman" w:hAnsi="Times New Roman"/>
-          <w:sz w:val="24"/>
-          <w:szCs w:val="24"/>
         </w:rPr>
         <w:t>in virtù di regolare contratto</w:t>
       </w:r>
       <w:r>
         <w:rPr>
           <w:rFonts w:ascii="Times New Roman" w:hAnsi="Times New Roman"/>
-          <w:sz w:val="24"/>
-          <w:szCs w:val="24"/>
         </w:rPr>
         <w:t xml:space="preserve"> n.</w:t>
       </w:r>
       <w:r>
         <w:rPr>
           <w:rFonts w:ascii="Times New Roman" w:hAnsi="Times New Roman"/>
-          <w:sz w:val="24"/>
-          <w:szCs w:val="24"/>
         </w:rPr>
         <w:t xml:space="preserve"> </w:t>
       </w:r>
       <w:r>
         <w:rPr>
           <w:rFonts w:ascii="Times New Roman" w:hAnsi="Times New Roman"/>
-          <w:sz w:val="24"/>
-          <w:szCs w:val="24"/>
         </w:rPr>
         <w:t>{</w:t>
       </w:r>
@@ -763,8 +618,6 @@
       <w:r>
         <w:rPr>
           <w:rFonts w:ascii="Times New Roman" w:hAnsi="Times New Roman"/>
-          <w:sz w:val="24"/>
-          <w:szCs w:val="24"/>
         </w:rPr>
         <w:t>codice_commerciale</w:t>
       </w:r>
@@ -772,32 +625,24 @@
       <w:r>
         <w:rPr>
           <w:rFonts w:ascii="Times New Roman" w:hAnsi="Times New Roman"/>
-          <w:sz w:val="24"/>
-          <w:szCs w:val="24"/>
         </w:rPr>
         <w:t>}</w:t>
       </w:r>
       <w:r>
         <w:rPr>
           <w:rFonts w:ascii="Times New Roman" w:hAnsi="Times New Roman"/>
-          <w:sz w:val="24"/>
-          <w:szCs w:val="24"/>
         </w:rPr>
         <w:t xml:space="preserve"> </w:t>
       </w:r>
       <w:r>
         <w:rPr>
           <w:rFonts w:ascii="Times New Roman" w:hAnsi="Times New Roman"/>
-          <w:sz w:val="24"/>
-          <w:szCs w:val="24"/>
         </w:rPr>
         <w:t xml:space="preserve">relativo all’utenza contraddistinta con il soggetto numero </w:t>
       </w:r>
       <w:r>
         <w:rPr>
           <w:rFonts w:ascii="Times New Roman" w:hAnsi="Times New Roman"/>
-          <w:sz w:val="24"/>
-          <w:szCs w:val="24"/>
         </w:rPr>
         <w:t>{</w:t>
       </w:r>
@@ -805,8 +650,6 @@
       <w:r>
         <w:rPr>
           <w:rFonts w:ascii="Times New Roman" w:hAnsi="Times New Roman"/>
-          <w:sz w:val="24"/>
-          <w:szCs w:val="24"/>
         </w:rPr>
         <w:t>codice_soggetto</w:t>
       </w:r>
@@ -814,48 +657,36 @@
       <w:r>
         <w:rPr>
           <w:rFonts w:ascii="Times New Roman" w:hAnsi="Times New Roman"/>
-          <w:sz w:val="24"/>
-          <w:szCs w:val="24"/>
         </w:rPr>
         <w:t>}</w:t>
       </w:r>
       <w:r>
         <w:rPr>
           <w:rFonts w:ascii="Times New Roman" w:hAnsi="Times New Roman"/>
-          <w:sz w:val="24"/>
-          <w:szCs w:val="24"/>
         </w:rPr>
         <w:t xml:space="preserve"> </w:t>
       </w:r>
       <w:r>
         <w:rPr>
           <w:rFonts w:ascii="Times New Roman" w:hAnsi="Times New Roman"/>
-          <w:sz w:val="24"/>
-          <w:szCs w:val="24"/>
         </w:rPr>
         <w:t xml:space="preserve">sita </w:t>
       </w:r>
       <w:r>
         <w:rPr>
           <w:rFonts w:ascii="Times New Roman" w:hAnsi="Times New Roman"/>
-          <w:sz w:val="24"/>
-          <w:szCs w:val="24"/>
         </w:rPr>
         <w:t>in</w:t>
       </w:r>
       <w:r>
         <w:rPr>
           <w:rFonts w:ascii="Times New Roman" w:hAnsi="Times New Roman"/>
-          <w:sz w:val="24"/>
-          <w:szCs w:val="24"/>
         </w:rPr>
         <w:t xml:space="preserve"> </w:t>
       </w:r>
       <w:r>
         <w:rPr>
           <w:rFonts w:ascii="Times New Roman" w:hAnsi="Times New Roman"/>
-          <w:sz w:val="24"/>
-          <w:szCs w:val="24"/>
         </w:rPr>
         <w:t>{</w:t>
       </w:r>
@@ -863,16 +694,12 @@
       <w:r>
         <w:rPr>
           <w:rFonts w:ascii="Times New Roman" w:hAnsi="Times New Roman"/>
-          <w:sz w:val="24"/>
-          <w:szCs w:val="24"/>
         </w:rPr>
         <w:t>comune_</w:t>
       </w:r>
       <w:r>
         <w:rPr>
           <w:rFonts w:ascii="Times New Roman" w:hAnsi="Times New Roman"/>
-          <w:sz w:val="24"/>
-          <w:szCs w:val="24"/>
         </w:rPr>
         <w:t>fornitura</w:t>
       </w:r>
@@ -880,8 +707,6 @@
       <w:r>
         <w:rPr>
           <w:rFonts w:ascii="Times New Roman" w:hAnsi="Times New Roman"/>
-          <w:sz w:val="24"/>
-          <w:szCs w:val="24"/>
         </w:rPr>
         <w:t>} ({</w:t>
       </w:r>
@@ -889,16 +714,12 @@
       <w:r>
         <w:rPr>
           <w:rFonts w:ascii="Times New Roman" w:hAnsi="Times New Roman"/>
-          <w:sz w:val="24"/>
-          <w:szCs w:val="24"/>
         </w:rPr>
         <w:t>provincia_</w:t>
       </w:r>
       <w:r>
         <w:rPr>
           <w:rFonts w:ascii="Times New Roman" w:hAnsi="Times New Roman"/>
-          <w:sz w:val="24"/>
-          <w:szCs w:val="24"/>
         </w:rPr>
         <w:t>fornitura</w:t>
       </w:r>
@@ -906,8 +727,6 @@
       <w:r>
         <w:rPr>
           <w:rFonts w:ascii="Times New Roman" w:hAnsi="Times New Roman"/>
-          <w:sz w:val="24"/>
-          <w:szCs w:val="24"/>
         </w:rPr>
         <w:t>}) {</w:t>
       </w:r>
@@ -915,16 +734,12 @@
       <w:r>
         <w:rPr>
           <w:rFonts w:ascii="Times New Roman" w:hAnsi="Times New Roman"/>
-          <w:sz w:val="24"/>
-          <w:szCs w:val="24"/>
         </w:rPr>
         <w:t>indirizzo_</w:t>
       </w:r>
       <w:r>
         <w:rPr>
           <w:rFonts w:ascii="Times New Roman" w:hAnsi="Times New Roman"/>
-          <w:sz w:val="24"/>
-          <w:szCs w:val="24"/>
         </w:rPr>
         <w:t>fornitura</w:t>
       </w:r>
@@ -932,56 +747,42 @@
       <w:r>
         <w:rPr>
           <w:rFonts w:ascii="Times New Roman" w:hAnsi="Times New Roman"/>
-          <w:sz w:val="24"/>
-          <w:szCs w:val="24"/>
         </w:rPr>
         <w:t xml:space="preserve">} </w:t>
       </w:r>
       <w:r>
         <w:rPr>
           <w:rFonts w:ascii="Times New Roman" w:hAnsi="Times New Roman"/>
-          <w:sz w:val="24"/>
-          <w:szCs w:val="24"/>
         </w:rPr>
         <w:t xml:space="preserve">- </w:t>
       </w:r>
       <w:r>
         <w:rPr>
           <w:rFonts w:ascii="Times New Roman" w:hAnsi="Times New Roman"/>
-          <w:sz w:val="24"/>
-          <w:szCs w:val="24"/>
         </w:rPr>
         <w:t xml:space="preserve">codice </w:t>
       </w:r>
       <w:r>
         <w:rPr>
           <w:rFonts w:ascii="Times New Roman" w:hAnsi="Times New Roman"/>
-          <w:sz w:val="24"/>
-          <w:szCs w:val="24"/>
         </w:rPr>
         <w:t xml:space="preserve">POD/PDR </w:t>
       </w:r>
       <w:r>
         <w:rPr>
           <w:rFonts w:ascii="Times New Roman" w:hAnsi="Times New Roman"/>
-          <w:sz w:val="24"/>
-          <w:szCs w:val="24"/>
         </w:rPr>
         <w:t>n.</w:t>
       </w:r>
       <w:r>
         <w:rPr>
           <w:rFonts w:ascii="Times New Roman" w:hAnsi="Times New Roman"/>
-          <w:sz w:val="24"/>
-          <w:szCs w:val="24"/>
         </w:rPr>
         <w:t xml:space="preserve"> </w:t>
       </w:r>
       <w:r>
         <w:rPr>
           <w:rFonts w:ascii="Times New Roman" w:hAnsi="Times New Roman"/>
-          <w:sz w:val="24"/>
-          <w:szCs w:val="24"/>
         </w:rPr>
         <w:t>{</w:t>
       </w:r>
@@ -989,8 +790,6 @@
       <w:r>
         <w:rPr>
           <w:rFonts w:ascii="Times New Roman" w:hAnsi="Times New Roman"/>
-          <w:sz w:val="24"/>
-          <w:szCs w:val="24"/>
         </w:rPr>
         <w:t>pod</w:t>
       </w:r>
@@ -998,8 +797,6 @@
       <w:r>
         <w:rPr>
           <w:rFonts w:ascii="Times New Roman" w:hAnsi="Times New Roman"/>
-          <w:sz w:val="24"/>
-          <w:szCs w:val="24"/>
         </w:rPr>
         <w:t>}</w:t>
       </w:r>
@@ -1017,47 +814,35 @@
         <w:jc w:val="both"/>
         <w:rPr>
           <w:rFonts w:ascii="Times New Roman" w:hAnsi="Times New Roman"/>
-          <w:sz w:val="24"/>
-          <w:szCs w:val="24"/>
-        </w:rPr>
-      </w:pPr>
-      <w:r>
-        <w:rPr>
-          <w:rFonts w:ascii="Times New Roman" w:hAnsi="Times New Roman"/>
-          <w:sz w:val="24"/>
-          <w:szCs w:val="24"/>
+        </w:rPr>
+      </w:pPr>
+      <w:r>
+        <w:rPr>
+          <w:rFonts w:ascii="Times New Roman" w:hAnsi="Times New Roman"/>
         </w:rPr>
         <w:t xml:space="preserve">- </w:t>
       </w:r>
       <w:r>
         <w:rPr>
           <w:rFonts w:ascii="Times New Roman" w:hAnsi="Times New Roman"/>
-          <w:sz w:val="24"/>
-          <w:szCs w:val="24"/>
         </w:rPr>
         <w:t>il</w:t>
       </w:r>
       <w:r>
         <w:rPr>
           <w:rFonts w:ascii="Times New Roman" w:hAnsi="Times New Roman"/>
-          <w:sz w:val="24"/>
-          <w:szCs w:val="24"/>
         </w:rPr>
         <w:t xml:space="preserve"> resistente ha fruito regolarmente del </w:t>
       </w:r>
       <w:r>
         <w:rPr>
           <w:rFonts w:ascii="Times New Roman" w:hAnsi="Times New Roman"/>
-          <w:sz w:val="24"/>
-          <w:szCs w:val="24"/>
         </w:rPr>
         <w:t xml:space="preserve">servizio erogato dalla società </w:t>
       </w:r>
       <w:r>
         <w:rPr>
           <w:rFonts w:ascii="Times New Roman" w:hAnsi="Times New Roman"/>
-          <w:sz w:val="24"/>
-          <w:szCs w:val="24"/>
         </w:rPr>
         <w:t xml:space="preserve">Salerno Energia Vendite </w:t>
       </w:r>
@@ -1065,8 +850,6 @@
       <w:r>
         <w:rPr>
           <w:rFonts w:ascii="Times New Roman" w:hAnsi="Times New Roman"/>
-          <w:sz w:val="24"/>
-          <w:szCs w:val="24"/>
         </w:rPr>
         <w:t>S.p.a</w:t>
       </w:r>
@@ -1074,8 +857,6 @@
       <w:r>
         <w:rPr>
           <w:rFonts w:ascii="Times New Roman" w:hAnsi="Times New Roman"/>
-          <w:sz w:val="24"/>
-          <w:szCs w:val="24"/>
         </w:rPr>
         <w:t xml:space="preserve">; </w:t>
       </w:r>
@@ -1090,65 +871,97 @@
         <w:jc w:val="both"/>
         <w:rPr>
           <w:rFonts w:ascii="Times New Roman" w:hAnsi="Times New Roman"/>
-          <w:sz w:val="24"/>
-          <w:szCs w:val="24"/>
-        </w:rPr>
-      </w:pPr>
-      <w:r>
-        <w:rPr>
-          <w:rFonts w:ascii="Times New Roman" w:hAnsi="Times New Roman"/>
-          <w:sz w:val="24"/>
-          <w:szCs w:val="24"/>
+        </w:rPr>
+      </w:pPr>
+      <w:r>
+        <w:rPr>
+          <w:rFonts w:ascii="Times New Roman" w:hAnsi="Times New Roman"/>
         </w:rPr>
         <w:t xml:space="preserve">- la società </w:t>
       </w:r>
       <w:r>
         <w:rPr>
           <w:rFonts w:ascii="Times New Roman" w:hAnsi="Times New Roman"/>
-          <w:sz w:val="24"/>
-          <w:szCs w:val="24"/>
-        </w:rPr>
-        <w:t>S.E.V.</w:t>
-      </w:r>
-      <w:r>
-        <w:rPr>
-          <w:rFonts w:ascii="Times New Roman" w:hAnsi="Times New Roman"/>
-          <w:sz w:val="24"/>
-          <w:szCs w:val="24"/>
+        </w:rPr>
+        <w:t xml:space="preserve">Salerno Energia Vendite </w:t>
+      </w:r>
+      <w:proofErr w:type="spellStart"/>
+      <w:r>
+        <w:rPr>
+          <w:rFonts w:ascii="Times New Roman" w:hAnsi="Times New Roman"/>
+        </w:rPr>
+        <w:t>S.p.a</w:t>
+      </w:r>
+      <w:proofErr w:type="spellEnd"/>
+      <w:r>
+        <w:rPr>
+          <w:rFonts w:ascii="Times New Roman" w:hAnsi="Times New Roman"/>
         </w:rPr>
         <w:t xml:space="preserve"> </w:t>
       </w:r>
+      <w:r>
+        <w:rPr>
+          <w:rFonts w:ascii="Times New Roman" w:hAnsi="Times New Roman"/>
+        </w:rPr>
+        <w:t xml:space="preserve">è creditrice </w:t>
+      </w:r>
+      <w:r>
+        <w:rPr>
+          <w:rFonts w:ascii="Times New Roman" w:hAnsi="Times New Roman"/>
+        </w:rPr>
+        <w:t xml:space="preserve">nei confronti di </w:t>
+      </w:r>
+      <w:r>
+        <w:rPr>
+          <w:rFonts w:ascii="Times New Roman" w:hAnsi="Times New Roman"/>
+        </w:rPr>
+        <w:t>{</w:t>
+      </w:r>
       <w:proofErr w:type="spellStart"/>
       <w:r>
         <w:rPr>
           <w:rFonts w:ascii="Times New Roman" w:hAnsi="Times New Roman"/>
-          <w:sz w:val="24"/>
-          <w:szCs w:val="24"/>
-        </w:rPr>
-        <w:t>S.p.a</w:t>
+        </w:rPr>
+        <w:t>ragione_sociale</w:t>
       </w:r>
       <w:proofErr w:type="spellEnd"/>
       <w:r>
         <w:rPr>
           <w:rFonts w:ascii="Times New Roman" w:hAnsi="Times New Roman"/>
-          <w:sz w:val="24"/>
-          <w:szCs w:val="24"/>
-        </w:rPr>
-        <w:t xml:space="preserve"> è creditrice </w:t>
-      </w:r>
-      <w:r>
-        <w:rPr>
-          <w:rFonts w:ascii="Times New Roman" w:hAnsi="Times New Roman"/>
-          <w:sz w:val="24"/>
-          <w:szCs w:val="24"/>
-        </w:rPr>
-        <w:t xml:space="preserve">nei confronti di </w:t>
-      </w:r>
-      <w:r>
-        <w:rPr>
-          <w:rFonts w:ascii="Times New Roman" w:hAnsi="Times New Roman"/>
-          <w:sz w:val="24"/>
-          <w:szCs w:val="24"/>
+        </w:rPr>
+        <w:t>}</w:t>
+      </w:r>
+      <w:r>
+        <w:rPr>
+          <w:rFonts w:ascii="Times New Roman" w:hAnsi="Times New Roman"/>
+        </w:rPr>
+        <w:t xml:space="preserve"> </w:t>
+      </w:r>
+      <w:r>
+        <w:rPr>
+          <w:rFonts w:ascii="Times New Roman" w:hAnsi="Times New Roman"/>
+        </w:rPr>
+        <w:t xml:space="preserve">della complessiva somma di </w:t>
+      </w:r>
+      <w:proofErr w:type="gramStart"/>
+      <w:r>
+        <w:rPr>
+          <w:rFonts w:ascii="Times New Roman" w:hAnsi="Times New Roman"/>
+        </w:rPr>
+        <w:t>Euro</w:t>
+      </w:r>
+      <w:proofErr w:type="gramEnd"/>
+      <w:r>
+        <w:rPr>
+          <w:rFonts w:ascii="Times New Roman" w:hAnsi="Times New Roman"/>
+        </w:rPr>
+        <w:t xml:space="preserve"> </w:t>
+      </w:r>
+      <w:r>
+        <w:rPr>
+          <w:rFonts w:ascii="Times New Roman" w:hAnsi="Times New Roman"/>
+          <w:b/>
+          <w:bCs/>
         </w:rPr>
         <w:t>{</w:t>
       </w:r>
@@ -1156,139 +969,59 @@
       <w:r>
         <w:rPr>
           <w:rFonts w:ascii="Times New Roman" w:hAnsi="Times New Roman"/>
-          <w:sz w:val="24"/>
-          <w:szCs w:val="24"/>
-        </w:rPr>
-        <w:t>ragione_sociale</w:t>
+          <w:b/>
+          <w:bCs/>
+        </w:rPr>
+        <w:t>residuo_ad_oggi</w:t>
       </w:r>
       <w:proofErr w:type="spellEnd"/>
       <w:r>
         <w:rPr>
           <w:rFonts w:ascii="Times New Roman" w:hAnsi="Times New Roman"/>
-          <w:sz w:val="24"/>
-          <w:szCs w:val="24"/>
+          <w:b/>
+          <w:bCs/>
         </w:rPr>
         <w:t>}</w:t>
       </w:r>
       <w:r>
         <w:rPr>
           <w:rFonts w:ascii="Times New Roman" w:hAnsi="Times New Roman"/>
-          <w:sz w:val="24"/>
-          <w:szCs w:val="24"/>
-        </w:rPr>
-        <w:t xml:space="preserve"> </w:t>
-      </w:r>
-      <w:r>
-        <w:rPr>
-          <w:rFonts w:ascii="Times New Roman" w:hAnsi="Times New Roman"/>
-          <w:sz w:val="24"/>
-          <w:szCs w:val="24"/>
-        </w:rPr>
-        <w:t xml:space="preserve">della complessiva somma di </w:t>
-      </w:r>
-      <w:proofErr w:type="gramStart"/>
-      <w:r>
-        <w:rPr>
-          <w:rFonts w:ascii="Times New Roman" w:hAnsi="Times New Roman"/>
-          <w:sz w:val="24"/>
-          <w:szCs w:val="24"/>
-        </w:rPr>
-        <w:t>Euro</w:t>
-      </w:r>
-      <w:proofErr w:type="gramEnd"/>
-      <w:r>
-        <w:rPr>
-          <w:rFonts w:ascii="Times New Roman" w:hAnsi="Times New Roman"/>
-          <w:sz w:val="24"/>
-          <w:szCs w:val="24"/>
-        </w:rPr>
-        <w:t xml:space="preserve"> </w:t>
-      </w:r>
-      <w:r>
-        <w:rPr>
-          <w:rFonts w:ascii="Times New Roman" w:hAnsi="Times New Roman"/>
-          <w:b/>
-          <w:bCs/>
-          <w:sz w:val="24"/>
-          <w:szCs w:val="24"/>
-        </w:rPr>
-        <w:t>{</w:t>
-      </w:r>
-      <w:proofErr w:type="spellStart"/>
-      <w:r>
-        <w:rPr>
-          <w:rFonts w:ascii="Times New Roman" w:hAnsi="Times New Roman"/>
-          <w:b/>
-          <w:bCs/>
-          <w:sz w:val="24"/>
-          <w:szCs w:val="24"/>
-        </w:rPr>
-        <w:t>residuo_ad_oggi</w:t>
-      </w:r>
-      <w:proofErr w:type="spellEnd"/>
-      <w:r>
-        <w:rPr>
-          <w:rFonts w:ascii="Times New Roman" w:hAnsi="Times New Roman"/>
-          <w:b/>
-          <w:bCs/>
-          <w:sz w:val="24"/>
-          <w:szCs w:val="24"/>
-        </w:rPr>
-        <w:t>}</w:t>
-      </w:r>
-      <w:r>
-        <w:rPr>
-          <w:rFonts w:ascii="Times New Roman" w:hAnsi="Times New Roman"/>
-          <w:sz w:val="24"/>
-          <w:szCs w:val="24"/>
         </w:rPr>
         <w:t xml:space="preserve"> come risulta dall’estratto conto delle fatture insolut</w:t>
       </w:r>
       <w:r>
         <w:rPr>
           <w:rFonts w:ascii="Times New Roman" w:hAnsi="Times New Roman"/>
-          <w:sz w:val="24"/>
-          <w:szCs w:val="24"/>
         </w:rPr>
         <w:t xml:space="preserve">e, autenticato dal </w:t>
       </w:r>
       <w:r>
         <w:rPr>
           <w:rFonts w:ascii="Times New Roman" w:hAnsi="Times New Roman"/>
-          <w:sz w:val="24"/>
-          <w:szCs w:val="24"/>
         </w:rPr>
         <w:t>Notaio</w:t>
       </w:r>
       <w:r>
         <w:rPr>
           <w:rFonts w:ascii="Times New Roman" w:hAnsi="Times New Roman"/>
-          <w:sz w:val="24"/>
-          <w:szCs w:val="24"/>
         </w:rPr>
         <w:t xml:space="preserve"> Dott. Cesare Biondo </w:t>
       </w:r>
       <w:r>
         <w:rPr>
           <w:rFonts w:ascii="Times New Roman" w:hAnsi="Times New Roman"/>
-          <w:sz w:val="24"/>
-          <w:szCs w:val="24"/>
         </w:rPr>
         <w:t>(doc.</w:t>
       </w:r>
       <w:r>
         <w:rPr>
           <w:rFonts w:ascii="Times New Roman" w:hAnsi="Times New Roman"/>
-          <w:sz w:val="24"/>
-          <w:szCs w:val="24"/>
         </w:rPr>
         <w:t>3</w:t>
       </w:r>
       <w:r>
         <w:rPr>
           <w:rFonts w:ascii="Times New Roman" w:hAnsi="Times New Roman"/>
-          <w:sz w:val="24"/>
-          <w:szCs w:val="24"/>
         </w:rPr>
         <w:t>);</w:t>
       </w:r>
@@ -1302,15 +1035,11 @@
         <w:spacing w:after="0" w:line="360" w:lineRule="auto"/>
         <w:rPr>
           <w:rFonts w:ascii="Times New Roman" w:hAnsi="Times New Roman"/>
-          <w:sz w:val="24"/>
-          <w:szCs w:val="24"/>
-        </w:rPr>
-      </w:pPr>
-      <w:r>
-        <w:rPr>
-          <w:rFonts w:ascii="Times New Roman" w:hAnsi="Times New Roman"/>
-          <w:sz w:val="24"/>
-          <w:szCs w:val="24"/>
+        </w:rPr>
+      </w:pPr>
+      <w:r>
+        <w:rPr>
+          <w:rFonts w:ascii="Times New Roman" w:hAnsi="Times New Roman"/>
           <w:u w:val="single"/>
         </w:rPr>
         <w:t xml:space="preserve">- a fronte della somministrazione regolarmente eseguita, </w:t>
@@ -1318,8 +1047,6 @@
       <w:r>
         <w:rPr>
           <w:rFonts w:ascii="Times New Roman" w:hAnsi="Times New Roman"/>
-          <w:sz w:val="24"/>
-          <w:szCs w:val="24"/>
           <w:u w:val="single"/>
         </w:rPr>
         <w:t>il</w:t>
@@ -1327,8 +1054,6 @@
       <w:r>
         <w:rPr>
           <w:rFonts w:ascii="Times New Roman" w:hAnsi="Times New Roman"/>
-          <w:sz w:val="24"/>
-          <w:szCs w:val="24"/>
           <w:u w:val="single"/>
         </w:rPr>
         <w:t xml:space="preserve"> resistente non ha versato il controvalore</w:t>
@@ -1336,73 +1061,54 @@
       <w:r>
         <w:rPr>
           <w:rFonts w:ascii="Times New Roman" w:hAnsi="Times New Roman"/>
-          <w:sz w:val="24"/>
-          <w:szCs w:val="24"/>
         </w:rPr>
         <w:t xml:space="preserve"> </w:t>
       </w:r>
       <w:r>
         <w:rPr>
           <w:rFonts w:ascii="Times New Roman" w:hAnsi="Times New Roman"/>
-          <w:sz w:val="24"/>
-          <w:szCs w:val="24"/>
         </w:rPr>
         <w:t xml:space="preserve">delle fatture rimaste insolute in tutto od in parte di seguito riportate (doc.  </w:t>
       </w:r>
       <w:r>
         <w:rPr>
           <w:rFonts w:ascii="Times New Roman" w:hAnsi="Times New Roman"/>
-          <w:sz w:val="24"/>
-          <w:szCs w:val="24"/>
         </w:rPr>
         <w:t>4</w:t>
       </w:r>
       <w:r>
         <w:rPr>
           <w:rFonts w:ascii="Times New Roman" w:hAnsi="Times New Roman"/>
-          <w:sz w:val="24"/>
-          <w:szCs w:val="24"/>
         </w:rPr>
         <w:t xml:space="preserve">.a </w:t>
       </w:r>
       <w:r>
         <w:rPr>
           <w:rFonts w:ascii="Times New Roman" w:hAnsi="Times New Roman"/>
-          <w:sz w:val="24"/>
-          <w:szCs w:val="24"/>
         </w:rPr>
         <w:t>–</w:t>
       </w:r>
       <w:r>
         <w:rPr>
           <w:rFonts w:ascii="Times New Roman" w:hAnsi="Times New Roman"/>
-          <w:sz w:val="24"/>
-          <w:szCs w:val="24"/>
         </w:rPr>
         <w:t xml:space="preserve"> </w:t>
       </w:r>
       <w:r>
         <w:rPr>
           <w:rFonts w:ascii="Times New Roman" w:hAnsi="Times New Roman"/>
-          <w:sz w:val="24"/>
-          <w:szCs w:val="24"/>
-        </w:rPr>
-        <w:lastRenderedPageBreak/>
+        </w:rPr>
         <w:t xml:space="preserve">4. </w:t>
       </w:r>
       <w:r>
         <w:rPr>
           <w:rFonts w:ascii="Times New Roman" w:hAnsi="Times New Roman"/>
-          <w:sz w:val="24"/>
-          <w:szCs w:val="24"/>
         </w:rPr>
         <w:t>);</w:t>
       </w:r>
       <w:r>
         <w:rPr>
           <w:rFonts w:ascii="Times New Roman" w:hAnsi="Times New Roman"/>
-          <w:sz w:val="24"/>
-          <w:szCs w:val="24"/>
         </w:rPr>
         <w:br w:type="page"/>
       </w:r>
@@ -1417,15 +1123,11 @@
         <w:jc w:val="center"/>
         <w:rPr>
           <w:rFonts w:ascii="Times New Roman" w:hAnsi="Times New Roman"/>
-          <w:sz w:val="24"/>
-          <w:szCs w:val="24"/>
-        </w:rPr>
-      </w:pPr>
-      <w:r>
-        <w:rPr>
-          <w:rFonts w:ascii="Times New Roman" w:hAnsi="Times New Roman"/>
-          <w:sz w:val="24"/>
-          <w:szCs w:val="24"/>
+        </w:rPr>
+      </w:pPr>
+      <w:r>
+        <w:rPr>
+          <w:rFonts w:ascii="Times New Roman" w:hAnsi="Times New Roman"/>
         </w:rPr>
         <w:lastRenderedPageBreak/>
         <w:br/>
@@ -1466,8 +1168,6 @@
                 <w:rFonts w:ascii="Times New Roman" w:hAnsi="Times New Roman"/>
                 <w:b w:val="0"/>
                 <w:bCs w:val="0"/>
-                <w:sz w:val="24"/>
-                <w:szCs w:val="24"/>
               </w:rPr>
             </w:pPr>
             <w:r>
@@ -1475,8 +1175,6 @@
                 <w:rFonts w:ascii="Times New Roman" w:hAnsi="Times New Roman"/>
                 <w:b w:val="0"/>
                 <w:bCs w:val="0"/>
-                <w:sz w:val="24"/>
-                <w:szCs w:val="24"/>
               </w:rPr>
               <w:t>Data Emissione</w:t>
             </w:r>
@@ -1498,8 +1196,6 @@
                 <w:rFonts w:ascii="Times New Roman" w:hAnsi="Times New Roman"/>
                 <w:b w:val="0"/>
                 <w:bCs w:val="0"/>
-                <w:sz w:val="24"/>
-                <w:szCs w:val="24"/>
               </w:rPr>
             </w:pPr>
             <w:r>
@@ -1507,8 +1203,6 @@
                 <w:rFonts w:ascii="Times New Roman" w:hAnsi="Times New Roman"/>
                 <w:b w:val="0"/>
                 <w:bCs w:val="0"/>
-                <w:sz w:val="24"/>
-                <w:szCs w:val="24"/>
               </w:rPr>
               <w:t>Data Scadenza</w:t>
             </w:r>
@@ -1530,8 +1224,6 @@
                 <w:rFonts w:ascii="Times New Roman" w:hAnsi="Times New Roman"/>
                 <w:b w:val="0"/>
                 <w:bCs w:val="0"/>
-                <w:sz w:val="24"/>
-                <w:szCs w:val="24"/>
               </w:rPr>
             </w:pPr>
             <w:r>
@@ -1539,8 +1231,6 @@
                 <w:rFonts w:ascii="Times New Roman" w:hAnsi="Times New Roman"/>
                 <w:b w:val="0"/>
                 <w:bCs w:val="0"/>
-                <w:sz w:val="24"/>
-                <w:szCs w:val="24"/>
               </w:rPr>
               <w:t>Numero Fattura</w:t>
             </w:r>
@@ -1562,8 +1252,6 @@
                 <w:rFonts w:ascii="Times New Roman" w:hAnsi="Times New Roman"/>
                 <w:b w:val="0"/>
                 <w:bCs w:val="0"/>
-                <w:sz w:val="24"/>
-                <w:szCs w:val="24"/>
               </w:rPr>
             </w:pPr>
             <w:r>
@@ -1571,8 +1259,6 @@
                 <w:rFonts w:ascii="Times New Roman" w:hAnsi="Times New Roman"/>
                 <w:b w:val="0"/>
                 <w:bCs w:val="0"/>
-                <w:sz w:val="24"/>
-                <w:szCs w:val="24"/>
               </w:rPr>
               <w:t>Importo Fattura</w:t>
             </w:r>
@@ -1594,8 +1280,6 @@
                 <w:rFonts w:ascii="Times New Roman" w:hAnsi="Times New Roman"/>
                 <w:b w:val="0"/>
                 <w:bCs w:val="0"/>
-                <w:sz w:val="24"/>
-                <w:szCs w:val="24"/>
               </w:rPr>
             </w:pPr>
             <w:r>
@@ -1603,8 +1287,6 @@
                 <w:rFonts w:ascii="Times New Roman" w:hAnsi="Times New Roman"/>
                 <w:b w:val="0"/>
                 <w:bCs w:val="0"/>
-                <w:sz w:val="24"/>
-                <w:szCs w:val="24"/>
               </w:rPr>
               <w:t>Importo residuo</w:t>
             </w:r>
@@ -1626,8 +1308,6 @@
                 <w:rFonts w:ascii="Times New Roman" w:hAnsi="Times New Roman"/>
                 <w:b w:val="0"/>
                 <w:bCs w:val="0"/>
-                <w:sz w:val="24"/>
-                <w:szCs w:val="24"/>
               </w:rPr>
             </w:pPr>
             <w:r>
@@ -1635,8 +1315,6 @@
                 <w:rFonts w:ascii="Times New Roman" w:hAnsi="Times New Roman"/>
                 <w:b w:val="0"/>
                 <w:bCs w:val="0"/>
-                <w:sz w:val="24"/>
-                <w:szCs w:val="24"/>
               </w:rPr>
               <w:t xml:space="preserve">Punto fornitura </w:t>
             </w:r>
@@ -1653,8 +1331,6 @@
         <w:spacing w:after="0" w:line="360" w:lineRule="auto"/>
         <w:rPr>
           <w:rFonts w:ascii="Times New Roman" w:hAnsi="Times New Roman"/>
-          <w:sz w:val="24"/>
-          <w:szCs w:val="24"/>
           <w:u w:val="single"/>
         </w:rPr>
       </w:pPr>
@@ -1671,23 +1347,17 @@
         <w:jc w:val="both"/>
         <w:rPr>
           <w:rFonts w:ascii="Times New Roman" w:hAnsi="Times New Roman"/>
-          <w:sz w:val="24"/>
-          <w:szCs w:val="24"/>
-        </w:rPr>
-      </w:pPr>
-      <w:r>
-        <w:rPr>
-          <w:rFonts w:ascii="Times New Roman" w:hAnsi="Times New Roman"/>
-          <w:sz w:val="24"/>
-          <w:szCs w:val="24"/>
+        </w:rPr>
+      </w:pPr>
+      <w:r>
+        <w:rPr>
+          <w:rFonts w:ascii="Times New Roman" w:hAnsi="Times New Roman"/>
         </w:rPr>
         <w:t xml:space="preserve">- il credito vantato dalla società ricorrente è certo, liquido, esigibile e </w:t>
       </w:r>
       <w:r>
         <w:rPr>
           <w:rFonts w:ascii="Times New Roman" w:hAnsi="Times New Roman"/>
-          <w:sz w:val="24"/>
-          <w:szCs w:val="24"/>
           <w:u w:val="single"/>
         </w:rPr>
         <w:t>fondato</w:t>
@@ -1695,8 +1365,6 @@
       <w:r>
         <w:rPr>
           <w:rFonts w:ascii="Times New Roman" w:hAnsi="Times New Roman"/>
-          <w:sz w:val="24"/>
-          <w:szCs w:val="24"/>
         </w:rPr>
         <w:t xml:space="preserve"> su prova scritta costituita dal contratto, dall’estratto conto autenticato nelle forme di legge e dalle fatture emesse; </w:t>
       </w:r>
@@ -1716,39 +1384,29 @@
         <w:jc w:val="both"/>
         <w:rPr>
           <w:rFonts w:ascii="Times New Roman" w:hAnsi="Times New Roman"/>
-          <w:sz w:val="24"/>
-          <w:szCs w:val="24"/>
-        </w:rPr>
-      </w:pPr>
-      <w:r>
-        <w:rPr>
-          <w:rFonts w:ascii="Times New Roman" w:hAnsi="Times New Roman"/>
-          <w:sz w:val="24"/>
-          <w:szCs w:val="24"/>
+        </w:rPr>
+      </w:pPr>
+      <w:r>
+        <w:rPr>
+          <w:rFonts w:ascii="Times New Roman" w:hAnsi="Times New Roman"/>
         </w:rPr>
         <w:t>il debitore</w:t>
       </w:r>
       <w:r>
         <w:rPr>
           <w:rFonts w:ascii="Times New Roman" w:hAnsi="Times New Roman"/>
-          <w:sz w:val="24"/>
-          <w:szCs w:val="24"/>
         </w:rPr>
         <w:t xml:space="preserve"> non ha inteso pagare i corrispettivi dovuti per la fornitura </w:t>
       </w:r>
       <w:r>
         <w:rPr>
           <w:rFonts w:ascii="Times New Roman" w:hAnsi="Times New Roman"/>
-          <w:sz w:val="24"/>
-          <w:szCs w:val="24"/>
         </w:rPr>
         <w:t xml:space="preserve">di </w:t>
       </w:r>
       <w:r>
         <w:rPr>
           <w:rFonts w:ascii="Times New Roman" w:hAnsi="Times New Roman"/>
-          <w:sz w:val="24"/>
-          <w:szCs w:val="24"/>
         </w:rPr>
         <w:t>{</w:t>
       </w:r>
@@ -1756,24 +1414,18 @@
       <w:r>
         <w:rPr>
           <w:rFonts w:ascii="Times New Roman" w:hAnsi="Times New Roman"/>
-          <w:sz w:val="24"/>
-          <w:szCs w:val="24"/>
         </w:rPr>
         <w:t>settore</w:t>
       </w:r>
       <w:r>
         <w:rPr>
           <w:rFonts w:ascii="Times New Roman" w:hAnsi="Times New Roman"/>
-          <w:sz w:val="24"/>
-          <w:szCs w:val="24"/>
         </w:rPr>
         <w:t>_</w:t>
       </w:r>
       <w:r>
         <w:rPr>
           <w:rFonts w:ascii="Times New Roman" w:hAnsi="Times New Roman"/>
-          <w:sz w:val="24"/>
-          <w:szCs w:val="24"/>
         </w:rPr>
         <w:t>contabile</w:t>
       </w:r>
@@ -1781,40 +1433,30 @@
       <w:r>
         <w:rPr>
           <w:rFonts w:ascii="Times New Roman" w:hAnsi="Times New Roman"/>
-          <w:sz w:val="24"/>
-          <w:szCs w:val="24"/>
         </w:rPr>
         <w:t>}</w:t>
       </w:r>
       <w:r>
         <w:rPr>
           <w:rFonts w:ascii="Times New Roman" w:hAnsi="Times New Roman"/>
-          <w:sz w:val="24"/>
-          <w:szCs w:val="24"/>
         </w:rPr>
         <w:t xml:space="preserve"> </w:t>
       </w:r>
       <w:r>
         <w:rPr>
           <w:rFonts w:ascii="Times New Roman" w:hAnsi="Times New Roman"/>
-          <w:sz w:val="24"/>
-          <w:szCs w:val="24"/>
         </w:rPr>
         <w:t>nonostante il sollecito di pagamento (doc.</w:t>
       </w:r>
       <w:r>
         <w:rPr>
           <w:rFonts w:ascii="Times New Roman" w:hAnsi="Times New Roman"/>
-          <w:sz w:val="24"/>
-          <w:szCs w:val="24"/>
         </w:rPr>
         <w:t>5</w:t>
       </w:r>
       <w:r>
         <w:rPr>
           <w:rFonts w:ascii="Times New Roman" w:hAnsi="Times New Roman"/>
-          <w:sz w:val="24"/>
-          <w:szCs w:val="24"/>
         </w:rPr>
         <w:t>).</w:t>
       </w:r>
@@ -1829,15 +1471,11 @@
         <w:jc w:val="both"/>
         <w:rPr>
           <w:rFonts w:ascii="Times New Roman" w:hAnsi="Times New Roman"/>
-          <w:sz w:val="24"/>
-          <w:szCs w:val="24"/>
-        </w:rPr>
-      </w:pPr>
-      <w:r>
-        <w:rPr>
-          <w:rFonts w:ascii="Times New Roman" w:hAnsi="Times New Roman"/>
-          <w:sz w:val="24"/>
-          <w:szCs w:val="24"/>
+        </w:rPr>
+      </w:pPr>
+      <w:r>
+        <w:rPr>
+          <w:rFonts w:ascii="Times New Roman" w:hAnsi="Times New Roman"/>
         </w:rPr>
         <w:t>Tutto ciò premesso, la società, come sopra rappresentata difesa e domiciliata</w:t>
       </w:r>
@@ -1854,17 +1492,13 @@
           <w:rFonts w:ascii="Times New Roman" w:hAnsi="Times New Roman"/>
           <w:b/>
           <w:bCs/>
-          <w:sz w:val="24"/>
-          <w:szCs w:val="24"/>
-        </w:rPr>
-      </w:pPr>
-      <w:r>
-        <w:rPr>
-          <w:rFonts w:ascii="Times New Roman" w:hAnsi="Times New Roman"/>
-          <w:b/>
-          <w:bCs/>
-          <w:sz w:val="24"/>
-          <w:szCs w:val="24"/>
+        </w:rPr>
+      </w:pPr>
+      <w:r>
+        <w:rPr>
+          <w:rFonts w:ascii="Times New Roman" w:hAnsi="Times New Roman"/>
+          <w:b/>
+          <w:bCs/>
         </w:rPr>
         <w:t>C H I E D E</w:t>
       </w:r>
@@ -1880,24 +1514,18 @@
         <w:rPr>
           <w:rFonts w:ascii="Times New Roman" w:hAnsi="Times New Roman"/>
           <w:b/>
-          <w:sz w:val="24"/>
-          <w:szCs w:val="24"/>
           <w:u w:val="single"/>
         </w:rPr>
       </w:pPr>
       <w:r>
         <w:rPr>
           <w:rFonts w:ascii="Times New Roman" w:hAnsi="Times New Roman"/>
-          <w:sz w:val="24"/>
-          <w:szCs w:val="24"/>
         </w:rPr>
         <w:t xml:space="preserve">Che la S.V. Ill.ma, ai sensi degli artt. 633 e 642, 2° comma cpc, stante la certezza e l’inoppugnabilità del credito ed il comportamento del debitore che non ha adempiuto alla sua obbligazione di corrispondere il controvalore delle somministrazioni di </w:t>
       </w:r>
       <w:r>
         <w:rPr>
           <w:rFonts w:ascii="Times New Roman" w:hAnsi="Times New Roman"/>
-          <w:sz w:val="24"/>
-          <w:szCs w:val="24"/>
         </w:rPr>
         <w:t>{</w:t>
       </w:r>
@@ -1905,8 +1533,6 @@
       <w:r>
         <w:rPr>
           <w:rFonts w:ascii="Times New Roman" w:hAnsi="Times New Roman"/>
-          <w:sz w:val="24"/>
-          <w:szCs w:val="24"/>
         </w:rPr>
         <w:t>settore_contabile</w:t>
       </w:r>
@@ -1914,16 +1540,12 @@
       <w:r>
         <w:rPr>
           <w:rFonts w:ascii="Times New Roman" w:hAnsi="Times New Roman"/>
-          <w:sz w:val="24"/>
-          <w:szCs w:val="24"/>
         </w:rPr>
         <w:t>}</w:t>
       </w:r>
       <w:r>
         <w:rPr>
           <w:rFonts w:ascii="Times New Roman" w:hAnsi="Times New Roman"/>
-          <w:sz w:val="24"/>
-          <w:szCs w:val="24"/>
         </w:rPr>
         <w:t xml:space="preserve">, neppure dopo il sollecito di pagamento, ritenendo che vi sia pericolo di grave pregiudizio nel ritardo, Voglia emettere ingiunzione di pagamento immediatamente esecutiva con ordine a </w:t>
       </w:r>
@@ -1931,8 +1553,6 @@
         <w:rPr>
           <w:rFonts w:ascii="Times New Roman" w:hAnsi="Times New Roman"/>
           <w:b/>
-          <w:sz w:val="24"/>
-          <w:szCs w:val="24"/>
         </w:rPr>
         <w:t>{</w:t>
       </w:r>
@@ -1941,8 +1561,6 @@
         <w:rPr>
           <w:rFonts w:ascii="Times New Roman" w:hAnsi="Times New Roman"/>
           <w:b/>
-          <w:sz w:val="24"/>
-          <w:szCs w:val="24"/>
         </w:rPr>
         <w:t>ragione_sociale</w:t>
       </w:r>
@@ -1951,8 +1569,6 @@
         <w:rPr>
           <w:rFonts w:ascii="Times New Roman" w:hAnsi="Times New Roman"/>
           <w:b/>
-          <w:sz w:val="24"/>
-          <w:szCs w:val="24"/>
         </w:rPr>
         <w:t>}</w:t>
       </w:r>
@@ -1960,8 +1576,6 @@
         <w:rPr>
           <w:rFonts w:ascii="Times New Roman" w:hAnsi="Times New Roman"/>
           <w:bCs/>
-          <w:sz w:val="24"/>
-          <w:szCs w:val="24"/>
         </w:rPr>
         <w:t xml:space="preserve"> Cod. fiscale/</w:t>
       </w:r>
@@ -1970,8 +1584,6 @@
         <w:rPr>
           <w:rFonts w:ascii="Times New Roman" w:hAnsi="Times New Roman"/>
           <w:bCs/>
-          <w:sz w:val="24"/>
-          <w:szCs w:val="24"/>
         </w:rPr>
         <w:t>p.IVA</w:t>
       </w:r>
@@ -1980,8 +1592,6 @@
         <w:rPr>
           <w:rFonts w:ascii="Times New Roman" w:hAnsi="Times New Roman"/>
           <w:bCs/>
-          <w:sz w:val="24"/>
-          <w:szCs w:val="24"/>
         </w:rPr>
         <w:t xml:space="preserve"> {</w:t>
       </w:r>
@@ -1990,8 +1600,6 @@
         <w:rPr>
           <w:rFonts w:ascii="Times New Roman" w:hAnsi="Times New Roman"/>
           <w:bCs/>
-          <w:sz w:val="24"/>
-          <w:szCs w:val="24"/>
         </w:rPr>
         <w:t>codice_fiscale</w:t>
       </w:r>
@@ -2000,8 +1608,6 @@
         <w:rPr>
           <w:rFonts w:ascii="Times New Roman" w:hAnsi="Times New Roman"/>
           <w:bCs/>
-          <w:sz w:val="24"/>
-          <w:szCs w:val="24"/>
         </w:rPr>
         <w:t>} {</w:t>
       </w:r>
@@ -2010,8 +1616,6 @@
         <w:rPr>
           <w:rFonts w:ascii="Times New Roman" w:hAnsi="Times New Roman"/>
           <w:bCs/>
-          <w:sz w:val="24"/>
-          <w:szCs w:val="24"/>
         </w:rPr>
         <w:t>partita_</w:t>
       </w:r>
@@ -2019,8 +1623,6 @@
         <w:rPr>
           <w:rFonts w:ascii="Times New Roman" w:hAnsi="Times New Roman"/>
           <w:bCs/>
-          <w:sz w:val="24"/>
-          <w:szCs w:val="24"/>
         </w:rPr>
         <w:t>i</w:t>
       </w:r>
@@ -2028,8 +1630,6 @@
         <w:rPr>
           <w:rFonts w:ascii="Times New Roman" w:hAnsi="Times New Roman"/>
           <w:bCs/>
-          <w:sz w:val="24"/>
-          <w:szCs w:val="24"/>
         </w:rPr>
         <w:t>va</w:t>
       </w:r>
@@ -2038,8 +1638,6 @@
         <w:rPr>
           <w:rFonts w:ascii="Times New Roman" w:hAnsi="Times New Roman"/>
           <w:bCs/>
-          <w:sz w:val="24"/>
-          <w:szCs w:val="24"/>
         </w:rPr>
         <w:t>} residente in  {</w:t>
       </w:r>
@@ -2048,8 +1646,6 @@
         <w:rPr>
           <w:rFonts w:ascii="Times New Roman" w:hAnsi="Times New Roman"/>
           <w:bCs/>
-          <w:sz w:val="24"/>
-          <w:szCs w:val="24"/>
         </w:rPr>
         <w:t>comune_residenza</w:t>
       </w:r>
@@ -2058,8 +1654,6 @@
         <w:rPr>
           <w:rFonts w:ascii="Times New Roman" w:hAnsi="Times New Roman"/>
           <w:bCs/>
-          <w:sz w:val="24"/>
-          <w:szCs w:val="24"/>
         </w:rPr>
         <w:t>} ({</w:t>
       </w:r>
@@ -2068,8 +1662,6 @@
         <w:rPr>
           <w:rFonts w:ascii="Times New Roman" w:hAnsi="Times New Roman"/>
           <w:bCs/>
-          <w:sz w:val="24"/>
-          <w:szCs w:val="24"/>
         </w:rPr>
         <w:t>provincia</w:t>
       </w:r>
@@ -2077,8 +1669,6 @@
         <w:rPr>
           <w:rFonts w:ascii="Times New Roman" w:hAnsi="Times New Roman"/>
           <w:bCs/>
-          <w:sz w:val="24"/>
-          <w:szCs w:val="24"/>
         </w:rPr>
         <w:t>_residenza</w:t>
       </w:r>
@@ -2087,8 +1677,6 @@
         <w:rPr>
           <w:rFonts w:ascii="Times New Roman" w:hAnsi="Times New Roman"/>
           <w:bCs/>
-          <w:sz w:val="24"/>
-          <w:szCs w:val="24"/>
         </w:rPr>
         <w:t>}) {</w:t>
       </w:r>
@@ -2097,8 +1685,6 @@
         <w:rPr>
           <w:rFonts w:ascii="Times New Roman" w:hAnsi="Times New Roman"/>
           <w:bCs/>
-          <w:sz w:val="24"/>
-          <w:szCs w:val="24"/>
         </w:rPr>
         <w:t>indirizzo_residenza</w:t>
       </w:r>
@@ -2107,8 +1693,6 @@
         <w:rPr>
           <w:rFonts w:ascii="Times New Roman" w:hAnsi="Times New Roman"/>
           <w:bCs/>
-          <w:sz w:val="24"/>
-          <w:szCs w:val="24"/>
         </w:rPr>
         <w:t>}</w:t>
       </w:r>
@@ -2123,15 +1707,11 @@
         <w:jc w:val="both"/>
         <w:rPr>
           <w:rFonts w:ascii="Times New Roman" w:hAnsi="Times New Roman"/>
-          <w:sz w:val="24"/>
-          <w:szCs w:val="24"/>
-        </w:rPr>
-      </w:pPr>
-      <w:r>
-        <w:rPr>
-          <w:rFonts w:ascii="Times New Roman" w:hAnsi="Times New Roman"/>
-          <w:sz w:val="24"/>
-          <w:szCs w:val="24"/>
+        </w:rPr>
+      </w:pPr>
+      <w:r>
+        <w:rPr>
+          <w:rFonts w:ascii="Times New Roman" w:hAnsi="Times New Roman"/>
         </w:rPr>
         <w:t xml:space="preserve">di pagare alla ricorrente la somma di </w:t>
       </w:r>
@@ -2141,8 +1721,6 @@
           <w:rFonts w:ascii="Times New Roman" w:hAnsi="Times New Roman"/>
           <w:b/>
           <w:bCs/>
-          <w:sz w:val="24"/>
-          <w:szCs w:val="24"/>
         </w:rPr>
         <w:t>Euro</w:t>
       </w:r>
@@ -2152,8 +1730,6 @@
           <w:rFonts w:ascii="Times New Roman" w:hAnsi="Times New Roman"/>
           <w:b/>
           <w:bCs/>
-          <w:sz w:val="24"/>
-          <w:szCs w:val="24"/>
         </w:rPr>
         <w:t xml:space="preserve"> </w:t>
       </w:r>
@@ -2162,8 +1738,6 @@
           <w:rFonts w:ascii="Times New Roman" w:hAnsi="Times New Roman"/>
           <w:b/>
           <w:bCs/>
-          <w:sz w:val="24"/>
-          <w:szCs w:val="24"/>
         </w:rPr>
         <w:t>{</w:t>
       </w:r>
@@ -2173,8 +1747,6 @@
           <w:rFonts w:ascii="Times New Roman" w:hAnsi="Times New Roman"/>
           <w:b/>
           <w:bCs/>
-          <w:sz w:val="24"/>
-          <w:szCs w:val="24"/>
         </w:rPr>
         <w:t>residuo_ad_oggi</w:t>
       </w:r>
@@ -2184,16 +1756,12 @@
           <w:rFonts w:ascii="Times New Roman" w:hAnsi="Times New Roman"/>
           <w:b/>
           <w:bCs/>
-          <w:sz w:val="24"/>
-          <w:szCs w:val="24"/>
         </w:rPr>
         <w:t xml:space="preserve">} </w:t>
       </w:r>
       <w:r>
         <w:rPr>
           <w:rFonts w:ascii="Times New Roman" w:hAnsi="Times New Roman"/>
-          <w:sz w:val="24"/>
-          <w:szCs w:val="24"/>
         </w:rPr>
         <w:t>quale ammontare delle fatture insolute, come da documentazione in atti, oltre interessi moratori dal dovuto sino al soddisfo, nonché spese e competenze di questo procedimento, il tutto nei limiti della competenza del giudice adito</w:t>
       </w:r>
@@ -2208,23 +1776,17 @@
         <w:jc w:val="both"/>
         <w:rPr>
           <w:rFonts w:ascii="Times New Roman" w:hAnsi="Times New Roman"/>
-          <w:sz w:val="24"/>
-          <w:szCs w:val="24"/>
-        </w:rPr>
-      </w:pPr>
-      <w:r>
-        <w:rPr>
-          <w:rFonts w:ascii="Times New Roman" w:hAnsi="Times New Roman"/>
-          <w:sz w:val="24"/>
-          <w:szCs w:val="24"/>
+        </w:rPr>
+      </w:pPr>
+      <w:r>
+        <w:rPr>
+          <w:rFonts w:ascii="Times New Roman" w:hAnsi="Times New Roman"/>
         </w:rPr>
         <w:t xml:space="preserve">Oltre al presente ricorso e la procura alle liti si depositano i seguenti </w:t>
       </w:r>
       <w:r>
         <w:rPr>
           <w:rFonts w:ascii="Times New Roman" w:hAnsi="Times New Roman"/>
-          <w:sz w:val="24"/>
-          <w:szCs w:val="24"/>
           <w:u w:val="single"/>
         </w:rPr>
         <w:t>documenti</w:t>
@@ -2232,8 +1794,6 @@
       <w:r>
         <w:rPr>
           <w:rFonts w:ascii="Times New Roman" w:hAnsi="Times New Roman"/>
-          <w:sz w:val="24"/>
-          <w:szCs w:val="24"/>
         </w:rPr>
         <w:t>:</w:t>
       </w:r>
@@ -2253,31 +1813,55 @@
         <w:jc w:val="both"/>
         <w:rPr>
           <w:rFonts w:ascii="Times New Roman" w:hAnsi="Times New Roman"/>
-          <w:sz w:val="24"/>
-          <w:szCs w:val="24"/>
-        </w:rPr>
-      </w:pPr>
-      <w:r>
-        <w:rPr>
-          <w:rFonts w:ascii="Times New Roman" w:hAnsi="Times New Roman"/>
-          <w:sz w:val="24"/>
-          <w:szCs w:val="24"/>
+        </w:rPr>
+      </w:pPr>
+      <w:r>
+        <w:rPr>
+          <w:rFonts w:ascii="Times New Roman" w:hAnsi="Times New Roman"/>
         </w:rPr>
         <w:t xml:space="preserve">Visura CCIA </w:t>
       </w:r>
       <w:r>
         <w:rPr>
           <w:rFonts w:ascii="Times New Roman" w:hAnsi="Times New Roman"/>
-          <w:sz w:val="24"/>
-          <w:szCs w:val="24"/>
-        </w:rPr>
-        <w:t>S.E.V.</w:t>
-      </w:r>
-      <w:r>
-        <w:rPr>
-          <w:rFonts w:ascii="Times New Roman" w:hAnsi="Times New Roman"/>
-          <w:sz w:val="24"/>
-          <w:szCs w:val="24"/>
+        </w:rPr>
+        <w:t xml:space="preserve">Salerno Energia Vendite </w:t>
+      </w:r>
+      <w:proofErr w:type="spellStart"/>
+      <w:r>
+        <w:rPr>
+          <w:rFonts w:ascii="Times New Roman" w:hAnsi="Times New Roman"/>
+        </w:rPr>
+        <w:t>S.p.a</w:t>
+      </w:r>
+      <w:proofErr w:type="spellEnd"/>
+      <w:r>
+        <w:rPr>
+          <w:rFonts w:ascii="Times New Roman" w:hAnsi="Times New Roman"/>
+        </w:rPr>
+        <w:t>;</w:t>
+      </w:r>
+      <w:r>
+        <w:rPr>
+          <w:rFonts w:ascii="Times New Roman" w:hAnsi="Times New Roman"/>
+        </w:rPr>
+        <w:t xml:space="preserve"> 2) </w:t>
+      </w:r>
+      <w:r>
+        <w:rPr>
+          <w:rFonts w:ascii="Times New Roman" w:hAnsi="Times New Roman"/>
+        </w:rPr>
+        <w:t xml:space="preserve">Verbale del Cda </w:t>
+      </w:r>
+      <w:r>
+        <w:rPr>
+          <w:rFonts w:ascii="Times New Roman" w:hAnsi="Times New Roman"/>
+        </w:rPr>
+        <w:t xml:space="preserve">S.E.V. </w:t>
+      </w:r>
+      <w:r>
+        <w:rPr>
+          <w:rFonts w:ascii="Times New Roman" w:hAnsi="Times New Roman"/>
         </w:rPr>
         <w:t xml:space="preserve"> </w:t>
       </w:r>
@@ -2285,8 +1869,6 @@
       <w:r>
         <w:rPr>
           <w:rFonts w:ascii="Times New Roman" w:hAnsi="Times New Roman"/>
-          <w:sz w:val="24"/>
-          <w:szCs w:val="24"/>
         </w:rPr>
         <w:t>S.p.a</w:t>
       </w:r>
@@ -2294,220 +1876,128 @@
       <w:r>
         <w:rPr>
           <w:rFonts w:ascii="Times New Roman" w:hAnsi="Times New Roman"/>
-          <w:sz w:val="24"/>
-          <w:szCs w:val="24"/>
+        </w:rPr>
+        <w:t xml:space="preserve"> del 28.04.2023</w:t>
+      </w:r>
+      <w:proofErr w:type="gramStart"/>
+      <w:r>
+        <w:rPr>
+          <w:rFonts w:ascii="Times New Roman" w:hAnsi="Times New Roman"/>
         </w:rPr>
         <w:t>;</w:t>
       </w:r>
       <w:r>
         <w:rPr>
           <w:rFonts w:ascii="Times New Roman" w:hAnsi="Times New Roman"/>
-          <w:sz w:val="24"/>
-          <w:szCs w:val="24"/>
-        </w:rPr>
-        <w:t xml:space="preserve"> 2) </w:t>
-      </w:r>
-      <w:r>
-        <w:rPr>
-          <w:rFonts w:ascii="Times New Roman" w:hAnsi="Times New Roman"/>
-          <w:sz w:val="24"/>
-          <w:szCs w:val="24"/>
-        </w:rPr>
-        <w:t xml:space="preserve">Verbale del Cda </w:t>
-      </w:r>
-      <w:r>
-        <w:rPr>
-          <w:rFonts w:ascii="Times New Roman" w:hAnsi="Times New Roman"/>
-          <w:sz w:val="24"/>
-          <w:szCs w:val="24"/>
-        </w:rPr>
-        <w:t xml:space="preserve">S.E.V. </w:t>
-      </w:r>
-      <w:r>
-        <w:rPr>
-          <w:rFonts w:ascii="Times New Roman" w:hAnsi="Times New Roman"/>
-          <w:sz w:val="24"/>
-          <w:szCs w:val="24"/>
         </w:rPr>
         <w:t xml:space="preserve"> </w:t>
       </w:r>
-      <w:proofErr w:type="spellStart"/>
-      <w:r>
-        <w:rPr>
-          <w:rFonts w:ascii="Times New Roman" w:hAnsi="Times New Roman"/>
-          <w:sz w:val="24"/>
-          <w:szCs w:val="24"/>
-        </w:rPr>
-        <w:t>S.p.a</w:t>
-      </w:r>
-      <w:proofErr w:type="spellEnd"/>
-      <w:r>
-        <w:rPr>
-          <w:rFonts w:ascii="Times New Roman" w:hAnsi="Times New Roman"/>
-          <w:sz w:val="24"/>
-          <w:szCs w:val="24"/>
-        </w:rPr>
-        <w:t xml:space="preserve"> del 28.04.2023</w:t>
-      </w:r>
-      <w:proofErr w:type="gramStart"/>
-      <w:r>
-        <w:rPr>
-          <w:rFonts w:ascii="Times New Roman" w:hAnsi="Times New Roman"/>
-          <w:sz w:val="24"/>
-          <w:szCs w:val="24"/>
-        </w:rPr>
-        <w:t>;</w:t>
-      </w:r>
-      <w:r>
-        <w:rPr>
-          <w:rFonts w:ascii="Times New Roman" w:hAnsi="Times New Roman"/>
-          <w:sz w:val="24"/>
-          <w:szCs w:val="24"/>
+      <w:r>
+        <w:rPr>
+          <w:rFonts w:ascii="Times New Roman" w:hAnsi="Times New Roman"/>
         </w:rPr>
         <w:t xml:space="preserve"> </w:t>
       </w:r>
       <w:r>
         <w:rPr>
           <w:rFonts w:ascii="Times New Roman" w:hAnsi="Times New Roman"/>
-          <w:sz w:val="24"/>
-          <w:szCs w:val="24"/>
+        </w:rPr>
+        <w:t>3</w:t>
+      </w:r>
+      <w:proofErr w:type="gramEnd"/>
+      <w:r>
+        <w:rPr>
+          <w:rFonts w:ascii="Times New Roman" w:hAnsi="Times New Roman"/>
+        </w:rPr>
+        <w:t xml:space="preserve">) </w:t>
+      </w:r>
+      <w:r>
+        <w:rPr>
+          <w:rFonts w:ascii="Times New Roman" w:hAnsi="Times New Roman"/>
         </w:rPr>
         <w:t xml:space="preserve"> </w:t>
       </w:r>
       <w:r>
         <w:rPr>
           <w:rFonts w:ascii="Times New Roman" w:hAnsi="Times New Roman"/>
-          <w:sz w:val="24"/>
-          <w:szCs w:val="24"/>
-        </w:rPr>
-        <w:t>3</w:t>
-      </w:r>
-      <w:proofErr w:type="gramEnd"/>
-      <w:r>
-        <w:rPr>
-          <w:rFonts w:ascii="Times New Roman" w:hAnsi="Times New Roman"/>
-          <w:sz w:val="24"/>
-          <w:szCs w:val="24"/>
+        </w:rPr>
+        <w:t>Estratto conto autenticato;</w:t>
+      </w:r>
+      <w:r>
+        <w:rPr>
+          <w:rFonts w:ascii="Times New Roman" w:hAnsi="Times New Roman"/>
+        </w:rPr>
+        <w:t xml:space="preserve"> </w:t>
+      </w:r>
+      <w:r>
+        <w:rPr>
+          <w:rFonts w:ascii="Times New Roman" w:hAnsi="Times New Roman"/>
+        </w:rPr>
+        <w:t xml:space="preserve"> 4</w:t>
+      </w:r>
+      <w:r>
+        <w:rPr>
+          <w:rFonts w:ascii="Times New Roman" w:hAnsi="Times New Roman"/>
         </w:rPr>
         <w:t xml:space="preserve">) </w:t>
       </w:r>
       <w:r>
         <w:rPr>
           <w:rFonts w:ascii="Times New Roman" w:hAnsi="Times New Roman"/>
-          <w:sz w:val="24"/>
-          <w:szCs w:val="24"/>
-        </w:rPr>
-        <w:t xml:space="preserve"> </w:t>
-      </w:r>
-      <w:r>
-        <w:rPr>
-          <w:rFonts w:ascii="Times New Roman" w:hAnsi="Times New Roman"/>
-          <w:sz w:val="24"/>
-          <w:szCs w:val="24"/>
-        </w:rPr>
-        <w:t>Estratto conto autenticato;</w:t>
-      </w:r>
-      <w:r>
-        <w:rPr>
-          <w:rFonts w:ascii="Times New Roman" w:hAnsi="Times New Roman"/>
-          <w:sz w:val="24"/>
-          <w:szCs w:val="24"/>
-        </w:rPr>
-        <w:t xml:space="preserve"> </w:t>
-      </w:r>
-      <w:r>
-        <w:rPr>
-          <w:rFonts w:ascii="Times New Roman" w:hAnsi="Times New Roman"/>
-          <w:sz w:val="24"/>
-          <w:szCs w:val="24"/>
-        </w:rPr>
-        <w:t xml:space="preserve"> 4</w:t>
-      </w:r>
-      <w:r>
-        <w:rPr>
-          <w:rFonts w:ascii="Times New Roman" w:hAnsi="Times New Roman"/>
-          <w:sz w:val="24"/>
-          <w:szCs w:val="24"/>
+        </w:rPr>
+        <w:t>4</w:t>
+      </w:r>
+      <w:r>
+        <w:rPr>
+          <w:rFonts w:ascii="Times New Roman" w:hAnsi="Times New Roman"/>
+        </w:rPr>
+        <w:t xml:space="preserve">.a – </w:t>
+      </w:r>
+      <w:r>
+        <w:rPr>
+          <w:rFonts w:ascii="Times New Roman" w:hAnsi="Times New Roman"/>
+        </w:rPr>
+        <w:t>4</w:t>
+      </w:r>
+      <w:r>
+        <w:rPr>
+          <w:rFonts w:ascii="Times New Roman" w:hAnsi="Times New Roman"/>
+        </w:rPr>
+        <w:t>.</w:t>
+      </w:r>
+      <w:r>
+        <w:rPr>
+          <w:rFonts w:ascii="Times New Roman" w:hAnsi="Times New Roman"/>
+        </w:rPr>
+        <w:t>e</w:t>
+      </w:r>
+      <w:r>
+        <w:rPr>
+          <w:rFonts w:ascii="Times New Roman" w:hAnsi="Times New Roman"/>
+        </w:rPr>
+        <w:t xml:space="preserve"> Fatture insolute</w:t>
+      </w:r>
+      <w:r>
+        <w:rPr>
+          <w:rFonts w:ascii="Times New Roman" w:hAnsi="Times New Roman"/>
+        </w:rPr>
+        <w:t xml:space="preserve">, </w:t>
+      </w:r>
+      <w:r>
+        <w:rPr>
+          <w:rFonts w:ascii="Times New Roman" w:hAnsi="Times New Roman"/>
+        </w:rPr>
+        <w:t>5</w:t>
+      </w:r>
+      <w:r>
+        <w:rPr>
+          <w:rFonts w:ascii="Times New Roman" w:hAnsi="Times New Roman"/>
         </w:rPr>
         <w:t xml:space="preserve">) </w:t>
       </w:r>
       <w:r>
         <w:rPr>
           <w:rFonts w:ascii="Times New Roman" w:hAnsi="Times New Roman"/>
-          <w:sz w:val="24"/>
-          <w:szCs w:val="24"/>
-        </w:rPr>
-        <w:t>4</w:t>
-      </w:r>
-      <w:r>
-        <w:rPr>
-          <w:rFonts w:ascii="Times New Roman" w:hAnsi="Times New Roman"/>
-          <w:sz w:val="24"/>
-          <w:szCs w:val="24"/>
-        </w:rPr>
-        <w:t xml:space="preserve">.a – </w:t>
-      </w:r>
-      <w:r>
-        <w:rPr>
-          <w:rFonts w:ascii="Times New Roman" w:hAnsi="Times New Roman"/>
-          <w:sz w:val="24"/>
-          <w:szCs w:val="24"/>
-        </w:rPr>
-        <w:t>4</w:t>
-      </w:r>
-      <w:r>
-        <w:rPr>
-          <w:rFonts w:ascii="Times New Roman" w:hAnsi="Times New Roman"/>
-          <w:sz w:val="24"/>
-          <w:szCs w:val="24"/>
-        </w:rPr>
-        <w:t>.</w:t>
-      </w:r>
-      <w:r>
-        <w:rPr>
-          <w:rFonts w:ascii="Times New Roman" w:hAnsi="Times New Roman"/>
-          <w:sz w:val="24"/>
-          <w:szCs w:val="24"/>
-        </w:rPr>
-        <w:t>e</w:t>
-      </w:r>
-      <w:r>
-        <w:rPr>
-          <w:rFonts w:ascii="Times New Roman" w:hAnsi="Times New Roman"/>
-          <w:sz w:val="24"/>
-          <w:szCs w:val="24"/>
-        </w:rPr>
-        <w:t xml:space="preserve"> Fatture insolute</w:t>
-      </w:r>
-      <w:r>
-        <w:rPr>
-          <w:rFonts w:ascii="Times New Roman" w:hAnsi="Times New Roman"/>
-          <w:sz w:val="24"/>
-          <w:szCs w:val="24"/>
-        </w:rPr>
-        <w:t xml:space="preserve">, </w:t>
-      </w:r>
-      <w:r>
-        <w:rPr>
-          <w:rFonts w:ascii="Times New Roman" w:hAnsi="Times New Roman"/>
-          <w:sz w:val="24"/>
-          <w:szCs w:val="24"/>
-        </w:rPr>
-        <w:t>5</w:t>
-      </w:r>
-      <w:r>
-        <w:rPr>
-          <w:rFonts w:ascii="Times New Roman" w:hAnsi="Times New Roman"/>
-          <w:sz w:val="24"/>
-          <w:szCs w:val="24"/>
-        </w:rPr>
-        <w:t xml:space="preserve">) </w:t>
-      </w:r>
-      <w:r>
-        <w:rPr>
-          <w:rFonts w:ascii="Times New Roman" w:hAnsi="Times New Roman"/>
-          <w:sz w:val="24"/>
-          <w:szCs w:val="24"/>
         </w:rPr>
         <w:t>Diffida di pagamento;</w:t>
       </w:r>
@@ -2522,15 +2012,11 @@
         <w:jc w:val="both"/>
         <w:rPr>
           <w:rFonts w:ascii="Times New Roman" w:hAnsi="Times New Roman"/>
-          <w:sz w:val="24"/>
-          <w:szCs w:val="24"/>
-        </w:rPr>
-      </w:pPr>
-      <w:r>
-        <w:rPr>
-          <w:rFonts w:ascii="Times New Roman" w:hAnsi="Times New Roman"/>
-          <w:sz w:val="24"/>
-          <w:szCs w:val="24"/>
+        </w:rPr>
+      </w:pPr>
+      <w:r>
+        <w:rPr>
+          <w:rFonts w:ascii="Times New Roman" w:hAnsi="Times New Roman"/>
         </w:rPr>
         <w:t xml:space="preserve">Ai fini del contributo unificato si dichiara che il valore del presente procedimento è pari ad </w:t>
       </w:r>
@@ -2538,8 +2024,6 @@
       <w:r>
         <w:rPr>
           <w:rFonts w:ascii="Times New Roman" w:hAnsi="Times New Roman"/>
-          <w:sz w:val="24"/>
-          <w:szCs w:val="24"/>
           <w:u w:val="single"/>
         </w:rPr>
         <w:t>Euro</w:t>
@@ -2548,16 +2032,12 @@
       <w:r>
         <w:rPr>
           <w:rFonts w:ascii="Times New Roman" w:hAnsi="Times New Roman"/>
-          <w:sz w:val="24"/>
-          <w:szCs w:val="24"/>
         </w:rPr>
         <w:t xml:space="preserve"> </w:t>
       </w:r>
       <w:r>
         <w:rPr>
           <w:rFonts w:ascii="Times New Roman" w:hAnsi="Times New Roman"/>
-          <w:sz w:val="24"/>
-          <w:szCs w:val="24"/>
         </w:rPr>
         <w:t>{</w:t>
       </w:r>
@@ -2565,8 +2045,6 @@
       <w:r>
         <w:rPr>
           <w:rFonts w:ascii="Times New Roman" w:hAnsi="Times New Roman"/>
-          <w:sz w:val="24"/>
-          <w:szCs w:val="24"/>
         </w:rPr>
         <w:t>residuo_ad_oggi</w:t>
       </w:r>
@@ -2574,8 +2052,6 @@
       <w:r>
         <w:rPr>
           <w:rFonts w:ascii="Times New Roman" w:hAnsi="Times New Roman"/>
-          <w:sz w:val="24"/>
-          <w:szCs w:val="24"/>
         </w:rPr>
         <w:t>}</w:t>
       </w:r>
@@ -2594,24 +2070,18 @@
           <w:bCs/>
           <w:i/>
           <w:iCs/>
-          <w:sz w:val="24"/>
-          <w:szCs w:val="24"/>
         </w:rPr>
       </w:pPr>
       <w:proofErr w:type="gramStart"/>
       <w:r>
         <w:rPr>
           <w:rFonts w:ascii="Times New Roman" w:hAnsi="Times New Roman"/>
-          <w:sz w:val="24"/>
-          <w:szCs w:val="24"/>
         </w:rPr>
         <w:t xml:space="preserve">Napoli,  </w:t>
       </w:r>
       <w:r>
         <w:rPr>
           <w:rFonts w:ascii="Times New Roman" w:hAnsi="Times New Roman"/>
-          <w:sz w:val="24"/>
-          <w:szCs w:val="24"/>
         </w:rPr>
         <w:t>Data</w:t>
       </w:r>
@@ -2619,56 +2089,42 @@
       <w:r>
         <w:rPr>
           <w:rFonts w:ascii="Times New Roman" w:hAnsi="Times New Roman"/>
-          <w:sz w:val="24"/>
-          <w:szCs w:val="24"/>
         </w:rPr>
         <w:t xml:space="preserve"> deposito</w:t>
       </w:r>
       <w:r>
         <w:rPr>
           <w:rFonts w:ascii="Times New Roman" w:hAnsi="Times New Roman"/>
-          <w:sz w:val="24"/>
-          <w:szCs w:val="24"/>
         </w:rPr>
         <w:t xml:space="preserve">                   </w:t>
       </w:r>
       <w:r>
         <w:rPr>
           <w:rFonts w:ascii="Times New Roman" w:hAnsi="Times New Roman"/>
-          <w:sz w:val="24"/>
-          <w:szCs w:val="24"/>
         </w:rPr>
         <w:tab/>
       </w:r>
       <w:r>
         <w:rPr>
           <w:rFonts w:ascii="Times New Roman" w:hAnsi="Times New Roman"/>
-          <w:sz w:val="24"/>
-          <w:szCs w:val="24"/>
         </w:rPr>
         <w:tab/>
       </w:r>
       <w:r>
         <w:rPr>
           <w:rFonts w:ascii="Times New Roman" w:hAnsi="Times New Roman"/>
-          <w:sz w:val="24"/>
-          <w:szCs w:val="24"/>
         </w:rPr>
         <w:t xml:space="preserve">   </w:t>
       </w:r>
       <w:r>
         <w:rPr>
           <w:rFonts w:ascii="Times New Roman" w:hAnsi="Times New Roman"/>
-          <w:sz w:val="24"/>
-          <w:szCs w:val="24"/>
         </w:rPr>
         <w:t xml:space="preserve">              </w:t>
       </w:r>
       <w:r>
         <w:rPr>
           <w:rFonts w:ascii="Times New Roman" w:hAnsi="Times New Roman"/>
-          <w:sz w:val="24"/>
-          <w:szCs w:val="24"/>
         </w:rPr>
         <w:t xml:space="preserve">       </w:t>
       </w:r>
@@ -2679,8 +2135,6 @@
           <w:bCs/>
           <w:i/>
           <w:iCs/>
-          <w:sz w:val="24"/>
-          <w:szCs w:val="24"/>
         </w:rPr>
         <w:t>Avv. Maria Afrodite Carotenuto</w:t>
       </w:r>
@@ -2691,19 +2145,14 @@
           <w:rFonts w:ascii="Times New Roman" w:hAnsi="Times New Roman"/>
           <w:b/>
           <w:bCs/>
-          <w:sz w:val="24"/>
-          <w:szCs w:val="24"/>
-        </w:rPr>
-      </w:pPr>
-      <w:r>
-        <w:rPr>
-          <w:rFonts w:ascii="Times New Roman" w:hAnsi="Times New Roman"/>
-          <w:b/>
-          <w:bCs/>
-          <w:sz w:val="24"/>
-          <w:szCs w:val="24"/>
-        </w:rPr>
-        <w:lastRenderedPageBreak/>
+        </w:rPr>
+      </w:pPr>
+      <w:r>
+        <w:rPr>
+          <w:rFonts w:ascii="Times New Roman" w:hAnsi="Times New Roman"/>
+          <w:b/>
+          <w:bCs/>
+        </w:rPr>
         <w:br w:type="page"/>
       </w:r>
     </w:p>
@@ -2713,8 +2162,6 @@
           <w:rFonts w:ascii="Times New Roman" w:hAnsi="Times New Roman"/>
           <w:b/>
           <w:bCs/>
-          <w:sz w:val="24"/>
-          <w:szCs w:val="24"/>
           <w:u w:val="single"/>
         </w:rPr>
         <w:sectPr>
@@ -2734,8 +2181,6 @@
           <w:rFonts w:ascii="Times New Roman" w:hAnsi="Times New Roman"/>
           <w:b/>
           <w:bCs/>
-          <w:sz w:val="24"/>
-          <w:szCs w:val="24"/>
           <w:u w:val="single"/>
         </w:rPr>
       </w:pPr>
@@ -2744,8 +2189,6 @@
           <w:rFonts w:ascii="Times New Roman" w:hAnsi="Times New Roman"/>
           <w:b/>
           <w:bCs/>
-          <w:sz w:val="24"/>
-          <w:szCs w:val="24"/>
         </w:rPr>
         <w:lastRenderedPageBreak/>
         <w:t xml:space="preserve">Procura alle liti (art.83 c.p.c.) </w:t>
@@ -2753,45 +2196,254 @@
     </w:p>
     <w:p>
       <w:pPr>
-        <w:rPr>
-          <w:rFonts w:ascii="Times New Roman" w:hAnsi="Times New Roman"/>
-          <w:sz w:val="24"/>
-          <w:szCs w:val="24"/>
-        </w:rPr>
-      </w:pPr>
+        <w:jc w:val="both"/>
+        <w:rPr>
+          <w:rFonts w:ascii="Times New Roman" w:hAnsi="Times New Roman"/>
+          <w:b/>
+          <w:bCs/>
+          <w:iCs/>
+        </w:rPr>
+      </w:pPr>
+      <w:r>
+        <w:rPr>
+          <w:rFonts w:ascii="Times New Roman" w:hAnsi="Times New Roman"/>
+          <w:b/>
+          <w:bCs/>
+          <w:iCs/>
+        </w:rPr>
+        <w:t>Il sottoscritto Dott. Mauro Tornatore, nato ad Avellino (</w:t>
+      </w:r>
+      <w:proofErr w:type="spellStart"/>
+      <w:r>
+        <w:rPr>
+          <w:rFonts w:ascii="Times New Roman" w:hAnsi="Times New Roman"/>
+          <w:b/>
+          <w:bCs/>
+          <w:iCs/>
+        </w:rPr>
+        <w:t>Av</w:t>
+      </w:r>
+      <w:proofErr w:type="spellEnd"/>
+      <w:r>
+        <w:rPr>
+          <w:rFonts w:ascii="Times New Roman" w:hAnsi="Times New Roman"/>
+          <w:b/>
+          <w:bCs/>
+          <w:iCs/>
+        </w:rPr>
+        <w:t xml:space="preserve">) il 13 aprile 1969 (Cod. Fiscale TRNMRA69D13A509O), nella sua qualità di Amministratore Delegato e legale rappresentante di </w:t>
+      </w:r>
+      <w:r>
+        <w:rPr>
+          <w:rFonts w:ascii="Times New Roman" w:hAnsi="Times New Roman"/>
+          <w:b/>
+          <w:bCs/>
+          <w:iCs/>
+        </w:rPr>
+        <w:t xml:space="preserve">Salerno Energia Vendite </w:t>
+      </w:r>
+      <w:proofErr w:type="spellStart"/>
+      <w:r>
+        <w:rPr>
+          <w:rFonts w:ascii="Times New Roman" w:hAnsi="Times New Roman"/>
+          <w:b/>
+          <w:bCs/>
+          <w:iCs/>
+        </w:rPr>
+        <w:t>S.p.a</w:t>
+      </w:r>
+      <w:proofErr w:type="spellEnd"/>
+      <w:r>
+        <w:rPr>
+          <w:rFonts w:ascii="Times New Roman" w:hAnsi="Times New Roman"/>
+          <w:b/>
+          <w:bCs/>
+          <w:iCs/>
+        </w:rPr>
+        <w:t xml:space="preserve">, con sede legale in Salerno (Sa) Via Stefano Passaro n. 1 Codice Fiscale e P.IVA 03916040656 , R.E.A. di  Salerno n. 329957,- giusta nomina del 28 aprile 2023, conferisce mandato all’Avv. Maria Afrodite Carotenuto del Foro di Napoli (cod. fiscale CRTMFR68E50F839I), </w:t>
+      </w:r>
+      <w:proofErr w:type="spellStart"/>
+      <w:r>
+        <w:rPr>
+          <w:rFonts w:ascii="Times New Roman" w:hAnsi="Times New Roman"/>
+          <w:b/>
+          <w:bCs/>
+          <w:iCs/>
+        </w:rPr>
+        <w:t>pec</w:t>
+      </w:r>
+      <w:proofErr w:type="spellEnd"/>
+      <w:r>
+        <w:rPr>
+          <w:rFonts w:ascii="Times New Roman" w:hAnsi="Times New Roman"/>
+          <w:b/>
+          <w:bCs/>
+          <w:iCs/>
+        </w:rPr>
+        <w:t xml:space="preserve">: mariaafroditecarotenuto@avvocatinapoli.legalmail.it, affinché la rappresenti e difenda n ogni stato e grado del presente giudizio  in danno  di </w:t>
+      </w:r>
+      <w:r>
+        <w:rPr>
+          <w:rFonts w:ascii="Times New Roman" w:hAnsi="Times New Roman"/>
+          <w:b/>
+          <w:bCs/>
+          <w:iCs/>
+        </w:rPr>
+        <w:t>{</w:t>
+      </w:r>
+      <w:proofErr w:type="spellStart"/>
+      <w:r>
+        <w:rPr>
+          <w:rFonts w:ascii="Times New Roman" w:hAnsi="Times New Roman"/>
+          <w:b/>
+          <w:bCs/>
+          <w:iCs/>
+        </w:rPr>
+        <w:t>ragione_sociale</w:t>
+      </w:r>
+      <w:proofErr w:type="spellEnd"/>
+      <w:r>
+        <w:rPr>
+          <w:rFonts w:ascii="Times New Roman" w:hAnsi="Times New Roman"/>
+          <w:b/>
+          <w:bCs/>
+          <w:iCs/>
+        </w:rPr>
+        <w:t>} (Cod. fiscale/</w:t>
+      </w:r>
+      <w:proofErr w:type="spellStart"/>
+      <w:r>
+        <w:rPr>
+          <w:rFonts w:ascii="Times New Roman" w:hAnsi="Times New Roman"/>
+          <w:b/>
+          <w:bCs/>
+          <w:iCs/>
+        </w:rPr>
+        <w:t>p.IVA</w:t>
+      </w:r>
+      <w:proofErr w:type="spellEnd"/>
+      <w:r>
+        <w:rPr>
+          <w:rFonts w:ascii="Times New Roman" w:hAnsi="Times New Roman"/>
+          <w:b/>
+          <w:bCs/>
+          <w:iCs/>
+        </w:rPr>
+        <w:t xml:space="preserve"> {</w:t>
+      </w:r>
+      <w:proofErr w:type="spellStart"/>
+      <w:r>
+        <w:rPr>
+          <w:rFonts w:ascii="Times New Roman" w:hAnsi="Times New Roman"/>
+          <w:b/>
+          <w:bCs/>
+          <w:iCs/>
+        </w:rPr>
+        <w:t>codice_fiscale</w:t>
+      </w:r>
+      <w:proofErr w:type="spellEnd"/>
+      <w:r>
+        <w:rPr>
+          <w:rFonts w:ascii="Times New Roman" w:hAnsi="Times New Roman"/>
+          <w:b/>
+          <w:bCs/>
+          <w:iCs/>
+        </w:rPr>
+        <w:t>}</w:t>
+      </w:r>
+      <w:r>
+        <w:rPr>
+          <w:rFonts w:ascii="Times New Roman" w:hAnsi="Times New Roman"/>
+          <w:b/>
+          <w:bCs/>
+          <w:iCs/>
+        </w:rPr>
+        <w:t xml:space="preserve"> </w:t>
+      </w:r>
+      <w:r>
+        <w:rPr>
+          <w:rFonts w:ascii="Times New Roman" w:hAnsi="Times New Roman"/>
+          <w:b/>
+          <w:bCs/>
+          <w:iCs/>
+        </w:rPr>
+        <w:t>{</w:t>
+      </w:r>
+      <w:proofErr w:type="spellStart"/>
+      <w:r>
+        <w:rPr>
+          <w:rFonts w:ascii="Times New Roman" w:hAnsi="Times New Roman"/>
+          <w:b/>
+          <w:bCs/>
+          <w:iCs/>
+        </w:rPr>
+        <w:t>partita_iva</w:t>
+      </w:r>
+      <w:proofErr w:type="spellEnd"/>
+      <w:r>
+        <w:rPr>
+          <w:rFonts w:ascii="Times New Roman" w:hAnsi="Times New Roman"/>
+          <w:b/>
+          <w:bCs/>
+          <w:iCs/>
+        </w:rPr>
+        <w:t>})</w:t>
+      </w:r>
+      <w:r>
+        <w:rPr>
+          <w:rFonts w:ascii="Times New Roman" w:hAnsi="Times New Roman"/>
+          <w:b/>
+          <w:bCs/>
+          <w:iCs/>
+        </w:rPr>
+        <w:t xml:space="preserve"> </w:t>
+      </w:r>
+      <w:r>
+        <w:rPr>
+          <w:rFonts w:ascii="Times New Roman" w:hAnsi="Times New Roman"/>
+          <w:b/>
+          <w:bCs/>
+          <w:iCs/>
+        </w:rPr>
+        <w:t xml:space="preserve">anche nelle fasi dell’esecuzione, opposizione. incidentale, cautelare ed in sede di gravame, conferendogli ogni più ampia facoltà di legge, ivi comprese le facoltà di conciliare, incassare, quietanzare, transigere, rinunciare agli atti ed accettarne la rinuncia, farsi rappresentare, assistere e sostituire, eleggere domicilio, rinunziare alla comparizione delle parti, riassumere la causa, proseguirla, chiamare terzi in causa, deferire giuramento, proporre domande riconvenzionali ed azioni cautelari di qualsiasi genere e natura in corso di causa, richiedere giudizi di equità. chiedere ed accettare rendiconti, ed assumendo sin d’ora per rato e valido il suo operato. Dichiaro di essere stato edotto circa il grado di complessità dell’incarico che con la presente procura conferisco, nonché di avere ricevuto tutte le informazioni utili circa gli oneri ipotizzabili dal momento del conferimento e sino alla conclusione dell’incarico. Si da atto che alla data di sottoscrizione del presente mandato professionale il Professionista è assicurato per la responsabilità civile contro i rischi professionali di cui si è presa visione. Dichiaro di essere stato informato, ai sensi dell’art. 2, co 7 D.L. n. 132/2014, della possibilità di ricorrere alla convenzione di negoziazione assistita da uno o più avvocati disciplinata dagli artt. 2 e ss. del suddetto Decreto-legge. Dichiaro, altresì, ai sensi e per gli effetti di cui al D. Lgs n. 196/2003 e segg., di essere stato informato che i propri dati personali, anche sensibili, verranno utilizzati per le finalità inerenti al presente mandato, autorizzando, sin d’ora, il rispettivo trattamento. Dichiaro di essere stato edotto che nel corso dell’esecuzione dell’incarico giudiziale conferito, potrebbe essere utile ricorrere all’impiego di sistemi di Intelligenza Artificiale (“I.A.”), nel pieno rispetto delle disposizioni del Regolamento UE n. 2016/679 (GDPR), dei doveri deontologici, di tutela della privacy e della riservatezza del cliente, per svolgere attività strumentali e/o di supporto all’attività professionale, il cui risultato sarà oggetto di scrupolosa verifica da parte dell’avvocato. La presente procura alle liti è da intendersi apposta, comunque, in calce all’atto, anche ai sensi dell’art. 18 co. 5, D.M. Giustizia n. 44/2011, come sostituito dal D.M. Giustizia n. 48/2013. Eleggo domicilio presso il suo studio in Napoli alla Via Giuseppe Bonito n. 1, e domicilio digitale presso la sua </w:t>
+      </w:r>
+      <w:proofErr w:type="spellStart"/>
+      <w:r>
+        <w:rPr>
+          <w:rFonts w:ascii="Times New Roman" w:hAnsi="Times New Roman"/>
+          <w:b/>
+          <w:bCs/>
+          <w:iCs/>
+        </w:rPr>
+        <w:t>pec</w:t>
+      </w:r>
+      <w:proofErr w:type="spellEnd"/>
+      <w:r>
+        <w:rPr>
+          <w:rFonts w:ascii="Times New Roman" w:hAnsi="Times New Roman"/>
+          <w:b/>
+          <w:bCs/>
+          <w:iCs/>
+        </w:rPr>
+        <w:t>: mariaafroditecarotenuto@avvocatinapoli.legalmail.it,</w:t>
+      </w:r>
     </w:p>
     <w:p>
       <w:pPr>
-        <w:jc w:val="both"/>
-        <w:rPr>
-          <w:rFonts w:ascii="Times New Roman" w:hAnsi="Times New Roman"/>
-          <w:sz w:val="24"/>
-          <w:szCs w:val="24"/>
-        </w:rPr>
-      </w:pPr>
-    </w:p>
-    <w:p>
-      <w:pPr>
-        <w:jc w:val="both"/>
-        <w:rPr>
-          <w:rFonts w:ascii="Times New Roman" w:hAnsi="Times New Roman"/>
-          <w:b/>
-          <w:bCs/>
-          <w:iCs/>
-          <w:sz w:val="24"/>
-          <w:szCs w:val="24"/>
-        </w:rPr>
-      </w:pPr>
-      <w:r>
-        <w:rPr>
-          <w:rFonts w:ascii="Times New Roman" w:hAnsi="Times New Roman"/>
-          <w:b/>
-          <w:bCs/>
-          <w:iCs/>
-          <w:sz w:val="24"/>
-          <w:szCs w:val="24"/>
-        </w:rPr>
-        <w:t>Il sottoscritto Dott. Mauro Tornatore, nato ad Avellino (</w:t>
+        <w:jc w:val="center"/>
+        <w:rPr>
+          <w:rFonts w:ascii="Times New Roman" w:hAnsi="Times New Roman"/>
+          <w:b/>
+          <w:bCs/>
+        </w:rPr>
+      </w:pPr>
+      <w:r>
+        <w:rPr>
+          <w:rFonts w:ascii="Times New Roman" w:hAnsi="Times New Roman"/>
+          <w:b/>
+          <w:bCs/>
+        </w:rPr>
+        <w:t xml:space="preserve">Salerno Energia Vendita </w:t>
       </w:r>
       <w:proofErr w:type="spellStart"/>
       <w:r>
@@ -2799,366 +2451,6 @@
           <w:rFonts w:ascii="Times New Roman" w:hAnsi="Times New Roman"/>
           <w:b/>
           <w:bCs/>
-          <w:iCs/>
-          <w:sz w:val="24"/>
-          <w:szCs w:val="24"/>
-        </w:rPr>
-        <w:t>Av</w:t>
-      </w:r>
-      <w:proofErr w:type="spellEnd"/>
-      <w:r>
-        <w:rPr>
-          <w:rFonts w:ascii="Times New Roman" w:hAnsi="Times New Roman"/>
-          <w:b/>
-          <w:bCs/>
-          <w:iCs/>
-          <w:sz w:val="24"/>
-          <w:szCs w:val="24"/>
-        </w:rPr>
-        <w:t xml:space="preserve">) il 13 aprile 1969 (Cod. Fiscale TRNMRA69D13A509O), nella sua qualità di Amministratore Delegato e legale rappresentante di </w:t>
-      </w:r>
-      <w:r>
-        <w:rPr>
-          <w:rFonts w:ascii="Times New Roman" w:hAnsi="Times New Roman"/>
-          <w:b/>
-          <w:bCs/>
-          <w:iCs/>
-          <w:sz w:val="24"/>
-          <w:szCs w:val="24"/>
-        </w:rPr>
-        <w:t xml:space="preserve">S.E.V. </w:t>
-      </w:r>
-      <w:r>
-        <w:rPr>
-          <w:rFonts w:ascii="Times New Roman" w:hAnsi="Times New Roman"/>
-          <w:b/>
-          <w:bCs/>
-          <w:iCs/>
-          <w:sz w:val="24"/>
-          <w:szCs w:val="24"/>
-        </w:rPr>
-        <w:t xml:space="preserve"> </w:t>
-      </w:r>
-      <w:proofErr w:type="spellStart"/>
-      <w:r>
-        <w:rPr>
-          <w:rFonts w:ascii="Times New Roman" w:hAnsi="Times New Roman"/>
-          <w:b/>
-          <w:bCs/>
-          <w:iCs/>
-          <w:sz w:val="24"/>
-          <w:szCs w:val="24"/>
-        </w:rPr>
-        <w:t>S.p.A</w:t>
-      </w:r>
-      <w:proofErr w:type="spellEnd"/>
-      <w:r>
-        <w:rPr>
-          <w:rFonts w:ascii="Times New Roman" w:hAnsi="Times New Roman"/>
-          <w:b/>
-          <w:bCs/>
-          <w:iCs/>
-          <w:sz w:val="24"/>
-          <w:szCs w:val="24"/>
-        </w:rPr>
-        <w:t xml:space="preserve">, con sede legale in Salerno (Sa) Via Stefano Passaro n. 1 Codice Fiscale e P.IVA 03916040656 , R.E.A. di  Salerno n. 329957,- giusta nomina del 28 aprile 2023, conferisce mandato all’Avv. Maria Afrodite Carotenuto del Foro di Napoli (cod. fiscale CRTMFR68E50F839I), </w:t>
-      </w:r>
-      <w:proofErr w:type="spellStart"/>
-      <w:r>
-        <w:rPr>
-          <w:rFonts w:ascii="Times New Roman" w:hAnsi="Times New Roman"/>
-          <w:b/>
-          <w:bCs/>
-          <w:iCs/>
-          <w:sz w:val="24"/>
-          <w:szCs w:val="24"/>
-        </w:rPr>
-        <w:t>pec</w:t>
-      </w:r>
-      <w:proofErr w:type="spellEnd"/>
-      <w:r>
-        <w:rPr>
-          <w:rFonts w:ascii="Times New Roman" w:hAnsi="Times New Roman"/>
-          <w:b/>
-          <w:bCs/>
-          <w:iCs/>
-          <w:sz w:val="24"/>
-          <w:szCs w:val="24"/>
-        </w:rPr>
-        <w:t xml:space="preserve">: mariaafroditecarotenuto@avvocatinapoli.legalmail.it, affinché la rappresenti e difenda n ogni stato e grado del presente giudizio  in danno  di </w:t>
-      </w:r>
-      <w:r>
-        <w:rPr>
-          <w:rFonts w:ascii="Times New Roman" w:hAnsi="Times New Roman"/>
-          <w:b/>
-          <w:bCs/>
-          <w:iCs/>
-          <w:sz w:val="24"/>
-          <w:szCs w:val="24"/>
-        </w:rPr>
-        <w:t>{</w:t>
-      </w:r>
-      <w:proofErr w:type="spellStart"/>
-      <w:r>
-        <w:rPr>
-          <w:rFonts w:ascii="Times New Roman" w:hAnsi="Times New Roman"/>
-          <w:b/>
-          <w:bCs/>
-          <w:iCs/>
-          <w:sz w:val="24"/>
-          <w:szCs w:val="24"/>
-        </w:rPr>
-        <w:t>ragione_sociale</w:t>
-      </w:r>
-      <w:proofErr w:type="spellEnd"/>
-      <w:r>
-        <w:rPr>
-          <w:rFonts w:ascii="Times New Roman" w:hAnsi="Times New Roman"/>
-          <w:b/>
-          <w:bCs/>
-          <w:iCs/>
-          <w:sz w:val="24"/>
-          <w:szCs w:val="24"/>
-        </w:rPr>
-        <w:t>} (Cod. fiscale/</w:t>
-      </w:r>
-      <w:proofErr w:type="spellStart"/>
-      <w:r>
-        <w:rPr>
-          <w:rFonts w:ascii="Times New Roman" w:hAnsi="Times New Roman"/>
-          <w:b/>
-          <w:bCs/>
-          <w:iCs/>
-          <w:sz w:val="24"/>
-          <w:szCs w:val="24"/>
-        </w:rPr>
-        <w:t>p.IVA</w:t>
-      </w:r>
-      <w:proofErr w:type="spellEnd"/>
-      <w:r>
-        <w:rPr>
-          <w:rFonts w:ascii="Times New Roman" w:hAnsi="Times New Roman"/>
-          <w:b/>
-          <w:bCs/>
-          <w:iCs/>
-          <w:sz w:val="24"/>
-          <w:szCs w:val="24"/>
-        </w:rPr>
-        <w:t xml:space="preserve"> {</w:t>
-      </w:r>
-      <w:proofErr w:type="spellStart"/>
-      <w:r>
-        <w:rPr>
-          <w:rFonts w:ascii="Times New Roman" w:hAnsi="Times New Roman"/>
-          <w:b/>
-          <w:bCs/>
-          <w:iCs/>
-          <w:sz w:val="24"/>
-          <w:szCs w:val="24"/>
-        </w:rPr>
-        <w:t>codice_fiscale</w:t>
-      </w:r>
-      <w:proofErr w:type="spellEnd"/>
-      <w:r>
-        <w:rPr>
-          <w:rFonts w:ascii="Times New Roman" w:hAnsi="Times New Roman"/>
-          <w:b/>
-          <w:bCs/>
-          <w:iCs/>
-          <w:sz w:val="24"/>
-          <w:szCs w:val="24"/>
-        </w:rPr>
-        <w:t>}</w:t>
-      </w:r>
-      <w:r>
-        <w:rPr>
-          <w:rFonts w:ascii="Times New Roman" w:hAnsi="Times New Roman"/>
-          <w:b/>
-          <w:bCs/>
-          <w:iCs/>
-          <w:sz w:val="24"/>
-          <w:szCs w:val="24"/>
-        </w:rPr>
-        <w:t xml:space="preserve"> </w:t>
-      </w:r>
-      <w:r>
-        <w:rPr>
-          <w:rFonts w:ascii="Times New Roman" w:hAnsi="Times New Roman"/>
-          <w:b/>
-          <w:bCs/>
-          <w:iCs/>
-          <w:sz w:val="24"/>
-          <w:szCs w:val="24"/>
-        </w:rPr>
-        <w:t>{</w:t>
-      </w:r>
-      <w:proofErr w:type="spellStart"/>
-      <w:r>
-        <w:rPr>
-          <w:rFonts w:ascii="Times New Roman" w:hAnsi="Times New Roman"/>
-          <w:b/>
-          <w:bCs/>
-          <w:iCs/>
-          <w:sz w:val="24"/>
-          <w:szCs w:val="24"/>
-        </w:rPr>
-        <w:t>partita_iva</w:t>
-      </w:r>
-      <w:proofErr w:type="spellEnd"/>
-      <w:r>
-        <w:rPr>
-          <w:rFonts w:ascii="Times New Roman" w:hAnsi="Times New Roman"/>
-          <w:b/>
-          <w:bCs/>
-          <w:iCs/>
-          <w:sz w:val="24"/>
-          <w:szCs w:val="24"/>
-        </w:rPr>
-        <w:t>})</w:t>
-      </w:r>
-      <w:r>
-        <w:rPr>
-          <w:rFonts w:ascii="Times New Roman" w:hAnsi="Times New Roman"/>
-          <w:b/>
-          <w:bCs/>
-          <w:iCs/>
-          <w:sz w:val="24"/>
-          <w:szCs w:val="24"/>
-        </w:rPr>
-        <w:t xml:space="preserve"> </w:t>
-      </w:r>
-      <w:r>
-        <w:rPr>
-          <w:rFonts w:ascii="Times New Roman" w:hAnsi="Times New Roman"/>
-          <w:b/>
-          <w:bCs/>
-          <w:iCs/>
-          <w:sz w:val="24"/>
-          <w:szCs w:val="24"/>
-        </w:rPr>
-        <w:t xml:space="preserve">nonché a proporre domanda riconvenzionale e occorrendo, nella fase successiva di esecuzione, di riassunzione e di eventuali opposizioni, con ogni facoltà di legge compresa quella di farsi sostituire, transigere e conciliare, riscuotere e quietanzare, rinunciare ad atti e ad accettare rinunce, richiedere giudizio di equità, chiamare terzi in causa, eleggendo domicilio digitale presso l’indirizzo del suo procuratore costituito Avvocato Maria Afrodite Carotenuto </w:t>
-      </w:r>
-      <w:proofErr w:type="spellStart"/>
-      <w:r>
-        <w:rPr>
-          <w:rFonts w:ascii="Times New Roman" w:hAnsi="Times New Roman"/>
-          <w:b/>
-          <w:bCs/>
-          <w:iCs/>
-          <w:sz w:val="24"/>
-          <w:szCs w:val="24"/>
-        </w:rPr>
-        <w:t>pec</w:t>
-      </w:r>
-      <w:proofErr w:type="spellEnd"/>
-      <w:r>
-        <w:rPr>
-          <w:rFonts w:ascii="Times New Roman" w:hAnsi="Times New Roman"/>
-          <w:b/>
-          <w:bCs/>
-          <w:iCs/>
-          <w:sz w:val="24"/>
-          <w:szCs w:val="24"/>
-        </w:rPr>
-        <w:t xml:space="preserve">: mariaafroditecarotenuto@avvocatinapoli.legalmail.it come risulta da </w:t>
-      </w:r>
-      <w:proofErr w:type="spellStart"/>
-      <w:r>
-        <w:rPr>
-          <w:rFonts w:ascii="Times New Roman" w:hAnsi="Times New Roman"/>
-          <w:b/>
-          <w:bCs/>
-          <w:iCs/>
-          <w:sz w:val="24"/>
-          <w:szCs w:val="24"/>
-        </w:rPr>
-        <w:t>Reginde</w:t>
-      </w:r>
-      <w:proofErr w:type="spellEnd"/>
-      <w:r>
-        <w:rPr>
-          <w:rFonts w:ascii="Times New Roman" w:hAnsi="Times New Roman"/>
-          <w:b/>
-          <w:bCs/>
-          <w:iCs/>
-          <w:sz w:val="24"/>
-          <w:szCs w:val="24"/>
-        </w:rPr>
-        <w:t xml:space="preserve">, con studio in Napoli alla Via Giuseppe Bonito n.1. Dichiara di aver ricevuto tutte le informazioni previste ex art. 13 Reg. UE n. 2016/679 (GDPR) e successive </w:t>
-      </w:r>
-      <w:proofErr w:type="spellStart"/>
-      <w:r>
-        <w:rPr>
-          <w:rFonts w:ascii="Times New Roman" w:hAnsi="Times New Roman"/>
-          <w:b/>
-          <w:bCs/>
-          <w:iCs/>
-          <w:sz w:val="24"/>
-          <w:szCs w:val="24"/>
-        </w:rPr>
-        <w:t>disponende</w:t>
-      </w:r>
-      <w:proofErr w:type="spellEnd"/>
-      <w:r>
-        <w:rPr>
-          <w:rFonts w:ascii="Times New Roman" w:hAnsi="Times New Roman"/>
-          <w:b/>
-          <w:bCs/>
-          <w:iCs/>
-          <w:sz w:val="24"/>
-          <w:szCs w:val="24"/>
-        </w:rPr>
-        <w:t xml:space="preserve"> in materia e presto il consenso al trattamento dei dati personali, anche sensibili per l’espletamento del mandato conferito.</w:t>
-      </w:r>
-    </w:p>
-    <w:p>
-      <w:pPr>
-        <w:jc w:val="both"/>
-        <w:rPr>
-          <w:rFonts w:ascii="Times New Roman" w:hAnsi="Times New Roman"/>
-          <w:sz w:val="24"/>
-          <w:szCs w:val="24"/>
-        </w:rPr>
-      </w:pPr>
-    </w:p>
-    <w:p>
-      <w:pPr>
-        <w:rPr>
-          <w:rFonts w:ascii="Times New Roman" w:hAnsi="Times New Roman"/>
-          <w:sz w:val="24"/>
-          <w:szCs w:val="24"/>
-        </w:rPr>
-      </w:pPr>
-    </w:p>
-    <w:p>
-      <w:pPr>
-        <w:jc w:val="center"/>
-        <w:rPr>
-          <w:rFonts w:ascii="Times New Roman" w:hAnsi="Times New Roman"/>
-          <w:b/>
-          <w:bCs/>
-          <w:sz w:val="24"/>
-          <w:szCs w:val="24"/>
-        </w:rPr>
-      </w:pPr>
-      <w:r>
-        <w:rPr>
-          <w:rFonts w:ascii="Times New Roman" w:hAnsi="Times New Roman"/>
-          <w:b/>
-          <w:bCs/>
-          <w:sz w:val="24"/>
-          <w:szCs w:val="24"/>
-        </w:rPr>
-        <w:t xml:space="preserve">Salerno Energia Vendita </w:t>
-      </w:r>
-      <w:proofErr w:type="spellStart"/>
-      <w:r>
-        <w:rPr>
-          <w:rFonts w:ascii="Times New Roman" w:hAnsi="Times New Roman"/>
-          <w:b/>
-          <w:bCs/>
-          <w:sz w:val="24"/>
-          <w:szCs w:val="24"/>
         </w:rPr>
         <w:t>S.p.a</w:t>
       </w:r>
@@ -3171,17 +2463,13 @@
           <w:rFonts w:ascii="Times New Roman" w:hAnsi="Times New Roman"/>
           <w:b/>
           <w:bCs/>
-          <w:sz w:val="24"/>
-          <w:szCs w:val="24"/>
-        </w:rPr>
-      </w:pPr>
-      <w:r>
-        <w:rPr>
-          <w:rFonts w:ascii="Times New Roman" w:hAnsi="Times New Roman"/>
-          <w:b/>
-          <w:bCs/>
-          <w:sz w:val="24"/>
-          <w:szCs w:val="24"/>
+        </w:rPr>
+      </w:pPr>
+      <w:r>
+        <w:rPr>
+          <w:rFonts w:ascii="Times New Roman" w:hAnsi="Times New Roman"/>
+          <w:b/>
+          <w:bCs/>
         </w:rPr>
         <w:t>Dott. Mauro Tornatore</w:t>
       </w:r>
@@ -3190,8 +2478,6 @@
       <w:pPr>
         <w:rPr>
           <w:rFonts w:ascii="Times New Roman" w:hAnsi="Times New Roman"/>
-          <w:sz w:val="24"/>
-          <w:szCs w:val="24"/>
         </w:rPr>
       </w:pPr>
       <w:r>
@@ -3201,27 +2487,26 @@
           <w:bCs/>
           <w:i/>
           <w:iCs/>
-          <w:sz w:val="24"/>
-          <w:szCs w:val="24"/>
         </w:rPr>
         <w:t xml:space="preserve"> </w:t>
       </w:r>
     </w:p>
     <w:p>
       <w:pPr>
-        <w:rPr>
-          <w:rFonts w:ascii="Times New Roman" w:hAnsi="Times New Roman"/>
-          <w:sz w:val="24"/>
-          <w:szCs w:val="24"/>
-        </w:rPr>
-      </w:pPr>
-      <w:r>
-        <w:rPr>
-          <w:rFonts w:ascii="Times New Roman" w:hAnsi="Times New Roman"/>
-          <w:sz w:val="24"/>
-          <w:szCs w:val="24"/>
-        </w:rPr>
-        <w:t xml:space="preserve"> </w:t>
+        <w:jc w:val="center"/>
+        <w:rPr>
+          <w:rFonts w:ascii="Times New Roman" w:hAnsi="Times New Roman"/>
+          <w:b/>
+          <w:bCs/>
+        </w:rPr>
+      </w:pPr>
+      <w:r>
+        <w:rPr>
+          <w:rFonts w:ascii="Times New Roman" w:hAnsi="Times New Roman"/>
+          <w:b/>
+          <w:bCs/>
+        </w:rPr>
+        <w:t>Visto per autentica</w:t>
       </w:r>
     </w:p>
     <w:p>
@@ -3231,67 +2516,24 @@
           <w:rFonts w:ascii="Times New Roman" w:hAnsi="Times New Roman"/>
           <w:b/>
           <w:bCs/>
-          <w:sz w:val="24"/>
-          <w:szCs w:val="24"/>
-        </w:rPr>
-      </w:pPr>
-      <w:r>
-        <w:rPr>
-          <w:rFonts w:ascii="Times New Roman" w:hAnsi="Times New Roman"/>
-          <w:b/>
-          <w:bCs/>
-          <w:sz w:val="24"/>
-          <w:szCs w:val="24"/>
-        </w:rPr>
-        <w:t>Visto per autentica</w:t>
+          <w:u w:val="single"/>
+        </w:rPr>
+      </w:pPr>
+      <w:r>
+        <w:rPr>
+          <w:rFonts w:ascii="Times New Roman" w:hAnsi="Times New Roman"/>
+          <w:b/>
+          <w:bCs/>
+        </w:rPr>
+        <w:t>Avv. Maria Afrodite Carotenuto</w:t>
       </w:r>
     </w:p>
     <w:p>
       <w:pPr>
-        <w:jc w:val="center"/>
-        <w:rPr>
-          <w:rFonts w:ascii="Times New Roman" w:hAnsi="Times New Roman"/>
-          <w:b/>
-          <w:bCs/>
-          <w:sz w:val="24"/>
-          <w:szCs w:val="24"/>
-          <w:u w:val="single"/>
-        </w:rPr>
-      </w:pPr>
-      <w:r>
-        <w:rPr>
-          <w:rFonts w:ascii="Times New Roman" w:hAnsi="Times New Roman"/>
-          <w:b/>
-          <w:bCs/>
-          <w:sz w:val="24"/>
-          <w:szCs w:val="24"/>
-        </w:rPr>
-        <w:t>Avv. Maria Afrodite Carotenuto</w:t>
-      </w:r>
-    </w:p>
-    <w:p>
-      <w:pPr>
-        <w:widowControl w:val="0"/>
-        <w:autoSpaceDE w:val="0"/>
-        <w:autoSpaceDN w:val="0"/>
-        <w:adjustRightInd w:val="0"/>
-        <w:spacing w:after="20" w:line="360" w:lineRule="auto"/>
-        <w:jc w:val="both"/>
-        <w:rPr>
-          <w:rFonts w:ascii="Times New Roman" w:hAnsi="Times New Roman"/>
-          <w:sz w:val="24"/>
-          <w:szCs w:val="24"/>
-        </w:rPr>
-      </w:pPr>
-    </w:p>
-    <w:p>
-      <w:pPr>
-        <w:rPr>
-          <w:rFonts w:ascii="Times New Roman" w:hAnsi="Times New Roman"/>
-          <w:b/>
-          <w:bCs/>
-          <w:sz w:val="24"/>
-          <w:szCs w:val="24"/>
+        <w:rPr>
+          <w:rFonts w:ascii="Times New Roman" w:hAnsi="Times New Roman"/>
+          <w:b/>
+          <w:bCs/>
         </w:rPr>
       </w:pPr>
     </w:p>

--- a/decreto.docx
+++ b/decreto.docx
@@ -18,7 +18,7 @@
         <w:rPr>
           <w:rFonts w:ascii="Times New Roman" w:hAnsi="Times New Roman"/>
         </w:rPr>
-        <w:t>_________________________________</w:t>
+        <w:t>________________________________</w:t>
       </w:r>
     </w:p>
     <w:p>
@@ -43,21 +43,14 @@
         </w:rPr>
         <w:t>RICORSO PER DECRETO INGIUNTIVO</w:t>
       </w:r>
-    </w:p>
-    <w:p>
-      <w:pPr>
-        <w:widowControl w:val="0"/>
-        <w:autoSpaceDE w:val="0"/>
-        <w:autoSpaceDN w:val="0"/>
-        <w:adjustRightInd w:val="0"/>
-        <w:spacing w:after="0" w:line="528" w:lineRule="atLeast"/>
-        <w:jc w:val="center"/>
+      <w:r>
         <w:rPr>
           <w:rFonts w:ascii="Times New Roman" w:hAnsi="Times New Roman"/>
           <w:b/>
           <w:bCs/>
         </w:rPr>
-      </w:pPr>
+        <w:br/>
+      </w:r>
     </w:p>
     <w:p>
       <w:pPr>
@@ -165,7 +158,33 @@
         <w:rPr>
           <w:rFonts w:ascii="Times New Roman" w:hAnsi="Times New Roman"/>
         </w:rPr>
-        <w:t xml:space="preserve"> in virtù di procura rilasciata ai sensi dell’art. 83, co.3 c.p.c. su foglio separato.</w:t>
+        <w:t xml:space="preserve"> </w:t>
+      </w:r>
+      <w:r>
+        <w:rPr>
+          <w:rFonts w:ascii="Times New Roman" w:hAnsi="Times New Roman"/>
+        </w:rPr>
+        <w:t xml:space="preserve">in virtù di procura speciale rilasciata per Notaio Dott. Stefano Campanella il 28/07/2026, Rep n. 37823 e </w:t>
+      </w:r>
+      <w:proofErr w:type="spellStart"/>
+      <w:r>
+        <w:rPr>
+          <w:rFonts w:ascii="Times New Roman" w:hAnsi="Times New Roman"/>
+        </w:rPr>
+        <w:t>Racc</w:t>
+      </w:r>
+      <w:proofErr w:type="spellEnd"/>
+      <w:r>
+        <w:rPr>
+          <w:rFonts w:ascii="Times New Roman" w:hAnsi="Times New Roman"/>
+        </w:rPr>
+        <w:t xml:space="preserve"> n. 17750 (doc. 3)</w:t>
+      </w:r>
+      <w:r>
+        <w:rPr>
+          <w:rFonts w:ascii="Times New Roman" w:hAnsi="Times New Roman"/>
+        </w:rPr>
+        <w:t>.</w:t>
       </w:r>
     </w:p>
     <w:p>
@@ -1017,7 +1036,7 @@
         <w:rPr>
           <w:rFonts w:ascii="Times New Roman" w:hAnsi="Times New Roman"/>
         </w:rPr>
-        <w:t>3</w:t>
+        <w:t>4</w:t>
       </w:r>
       <w:r>
         <w:rPr>
@@ -1074,7 +1093,7 @@
         <w:rPr>
           <w:rFonts w:ascii="Times New Roman" w:hAnsi="Times New Roman"/>
         </w:rPr>
-        <w:t>4</w:t>
+        <w:t>5</w:t>
       </w:r>
       <w:r>
         <w:rPr>
@@ -1098,7 +1117,13 @@
         <w:rPr>
           <w:rFonts w:ascii="Times New Roman" w:hAnsi="Times New Roman"/>
         </w:rPr>
-        <w:t xml:space="preserve">4. </w:t>
+        <w:t>5</w:t>
+      </w:r>
+      <w:r>
+        <w:rPr>
+          <w:rFonts w:ascii="Times New Roman" w:hAnsi="Times New Roman"/>
+        </w:rPr>
+        <w:t xml:space="preserve">. </w:t>
       </w:r>
       <w:r>
         <w:rPr>
@@ -1125,13 +1150,6 @@
           <w:rFonts w:ascii="Times New Roman" w:hAnsi="Times New Roman"/>
         </w:rPr>
       </w:pPr>
-      <w:r>
-        <w:rPr>
-          <w:rFonts w:ascii="Times New Roman" w:hAnsi="Times New Roman"/>
-        </w:rPr>
-        <w:lastRenderedPageBreak/>
-        <w:br/>
-      </w:r>
     </w:p>
     <w:tbl>
       <w:tblPr>
@@ -1452,7 +1470,7 @@
         <w:rPr>
           <w:rFonts w:ascii="Times New Roman" w:hAnsi="Times New Roman"/>
         </w:rPr>
-        <w:t>5</w:t>
+        <w:t>6</w:t>
       </w:r>
       <w:r>
         <w:rPr>
@@ -1696,26 +1714,26 @@
         </w:rPr>
         <w:t>}</w:t>
       </w:r>
-    </w:p>
-    <w:p>
-      <w:pPr>
-        <w:widowControl w:val="0"/>
-        <w:autoSpaceDE w:val="0"/>
-        <w:autoSpaceDN w:val="0"/>
-        <w:adjustRightInd w:val="0"/>
-        <w:spacing w:after="0" w:line="360" w:lineRule="auto"/>
-        <w:jc w:val="both"/>
-        <w:rPr>
-          <w:rFonts w:ascii="Times New Roman" w:hAnsi="Times New Roman"/>
-        </w:rPr>
-      </w:pPr>
+      <w:r>
+        <w:rPr>
+          <w:rFonts w:ascii="Times New Roman" w:hAnsi="Times New Roman"/>
+          <w:bCs/>
+        </w:rPr>
+        <w:t xml:space="preserve"> (doc. 7)</w:t>
+      </w:r>
+      <w:r>
+        <w:rPr>
+          <w:rFonts w:ascii="Times New Roman" w:hAnsi="Times New Roman"/>
+          <w:b/>
+        </w:rPr>
+        <w:t xml:space="preserve"> </w:t>
+      </w:r>
       <w:r>
         <w:rPr>
           <w:rFonts w:ascii="Times New Roman" w:hAnsi="Times New Roman"/>
         </w:rPr>
         <w:t xml:space="preserve">di pagare alla ricorrente la somma di </w:t>
       </w:r>
-      <w:proofErr w:type="gramStart"/>
       <w:r>
         <w:rPr>
           <w:rFonts w:ascii="Times New Roman" w:hAnsi="Times New Roman"/>
@@ -1724,7 +1742,6 @@
         </w:rPr>
         <w:t>Euro</w:t>
       </w:r>
-      <w:proofErr w:type="gramEnd"/>
       <w:r>
         <w:rPr>
           <w:rFonts w:ascii="Times New Roman" w:hAnsi="Times New Roman"/>
@@ -1819,13 +1836,7 @@
         <w:rPr>
           <w:rFonts w:ascii="Times New Roman" w:hAnsi="Times New Roman"/>
         </w:rPr>
-        <w:t xml:space="preserve">Visura CCIA </w:t>
-      </w:r>
-      <w:r>
-        <w:rPr>
-          <w:rFonts w:ascii="Times New Roman" w:hAnsi="Times New Roman"/>
-        </w:rPr>
-        <w:t xml:space="preserve">Salerno Energia Vendite </w:t>
+        <w:t xml:space="preserve">Visura CCIA Salerno Energia Vendite </w:t>
       </w:r>
       <w:proofErr w:type="spellStart"/>
       <w:r>
@@ -1839,31 +1850,7 @@
         <w:rPr>
           <w:rFonts w:ascii="Times New Roman" w:hAnsi="Times New Roman"/>
         </w:rPr>
-        <w:t>;</w:t>
-      </w:r>
-      <w:r>
-        <w:rPr>
-          <w:rFonts w:ascii="Times New Roman" w:hAnsi="Times New Roman"/>
-        </w:rPr>
-        <w:t xml:space="preserve"> 2) </w:t>
-      </w:r>
-      <w:r>
-        <w:rPr>
-          <w:rFonts w:ascii="Times New Roman" w:hAnsi="Times New Roman"/>
-        </w:rPr>
-        <w:t xml:space="preserve">Verbale del Cda </w:t>
-      </w:r>
-      <w:r>
-        <w:rPr>
-          <w:rFonts w:ascii="Times New Roman" w:hAnsi="Times New Roman"/>
-        </w:rPr>
-        <w:t xml:space="preserve">S.E.V. </w:t>
-      </w:r>
-      <w:r>
-        <w:rPr>
-          <w:rFonts w:ascii="Times New Roman" w:hAnsi="Times New Roman"/>
-        </w:rPr>
-        <w:t xml:space="preserve"> </w:t>
+        <w:t xml:space="preserve">; 2) Verbale del Cda S.E.V.  </w:t>
       </w:r>
       <w:proofErr w:type="spellStart"/>
       <w:r>
@@ -1884,122 +1871,14 @@
         <w:rPr>
           <w:rFonts w:ascii="Times New Roman" w:hAnsi="Times New Roman"/>
         </w:rPr>
-        <w:t>;</w:t>
-      </w:r>
-      <w:r>
-        <w:rPr>
-          <w:rFonts w:ascii="Times New Roman" w:hAnsi="Times New Roman"/>
-        </w:rPr>
-        <w:t xml:space="preserve"> </w:t>
-      </w:r>
-      <w:r>
-        <w:rPr>
-          <w:rFonts w:ascii="Times New Roman" w:hAnsi="Times New Roman"/>
-        </w:rPr>
-        <w:t xml:space="preserve"> </w:t>
-      </w:r>
-      <w:r>
-        <w:rPr>
-          <w:rFonts w:ascii="Times New Roman" w:hAnsi="Times New Roman"/>
-        </w:rPr>
-        <w:t>3</w:t>
+        <w:t>;  3</w:t>
       </w:r>
       <w:proofErr w:type="gramEnd"/>
       <w:r>
         <w:rPr>
           <w:rFonts w:ascii="Times New Roman" w:hAnsi="Times New Roman"/>
         </w:rPr>
-        <w:t xml:space="preserve">) </w:t>
-      </w:r>
-      <w:r>
-        <w:rPr>
-          <w:rFonts w:ascii="Times New Roman" w:hAnsi="Times New Roman"/>
-        </w:rPr>
-        <w:t xml:space="preserve"> </w:t>
-      </w:r>
-      <w:r>
-        <w:rPr>
-          <w:rFonts w:ascii="Times New Roman" w:hAnsi="Times New Roman"/>
-        </w:rPr>
-        <w:t>Estratto conto autenticato;</w:t>
-      </w:r>
-      <w:r>
-        <w:rPr>
-          <w:rFonts w:ascii="Times New Roman" w:hAnsi="Times New Roman"/>
-        </w:rPr>
-        <w:t xml:space="preserve"> </w:t>
-      </w:r>
-      <w:r>
-        <w:rPr>
-          <w:rFonts w:ascii="Times New Roman" w:hAnsi="Times New Roman"/>
-        </w:rPr>
-        <w:t xml:space="preserve"> 4</w:t>
-      </w:r>
-      <w:r>
-        <w:rPr>
-          <w:rFonts w:ascii="Times New Roman" w:hAnsi="Times New Roman"/>
-        </w:rPr>
-        <w:t xml:space="preserve">) </w:t>
-      </w:r>
-      <w:r>
-        <w:rPr>
-          <w:rFonts w:ascii="Times New Roman" w:hAnsi="Times New Roman"/>
-        </w:rPr>
-        <w:t>4</w:t>
-      </w:r>
-      <w:r>
-        <w:rPr>
-          <w:rFonts w:ascii="Times New Roman" w:hAnsi="Times New Roman"/>
-        </w:rPr>
-        <w:t xml:space="preserve">.a – </w:t>
-      </w:r>
-      <w:r>
-        <w:rPr>
-          <w:rFonts w:ascii="Times New Roman" w:hAnsi="Times New Roman"/>
-        </w:rPr>
-        <w:t>4</w:t>
-      </w:r>
-      <w:r>
-        <w:rPr>
-          <w:rFonts w:ascii="Times New Roman" w:hAnsi="Times New Roman"/>
-        </w:rPr>
-        <w:t>.</w:t>
-      </w:r>
-      <w:r>
-        <w:rPr>
-          <w:rFonts w:ascii="Times New Roman" w:hAnsi="Times New Roman"/>
-        </w:rPr>
-        <w:t>e</w:t>
-      </w:r>
-      <w:r>
-        <w:rPr>
-          <w:rFonts w:ascii="Times New Roman" w:hAnsi="Times New Roman"/>
-        </w:rPr>
-        <w:t xml:space="preserve"> Fatture insolute</w:t>
-      </w:r>
-      <w:r>
-        <w:rPr>
-          <w:rFonts w:ascii="Times New Roman" w:hAnsi="Times New Roman"/>
-        </w:rPr>
-        <w:t xml:space="preserve">, </w:t>
-      </w:r>
-      <w:r>
-        <w:rPr>
-          <w:rFonts w:ascii="Times New Roman" w:hAnsi="Times New Roman"/>
-        </w:rPr>
-        <w:t>5</w:t>
-      </w:r>
-      <w:r>
-        <w:rPr>
-          <w:rFonts w:ascii="Times New Roman" w:hAnsi="Times New Roman"/>
-        </w:rPr>
-        <w:t xml:space="preserve">) </w:t>
-      </w:r>
-      <w:r>
-        <w:rPr>
-          <w:rFonts w:ascii="Times New Roman" w:hAnsi="Times New Roman"/>
-        </w:rPr>
-        <w:t>Diffida di pagamento;</w:t>
+        <w:t>) procura speciale; 4) 4.a – 4.e Fatture insolute, 6) Diffida di pagamento, 7) certificato di residenza/visura;</w:t>
       </w:r>
     </w:p>
     <w:p>
@@ -2055,6 +1934,12 @@
         </w:rPr>
         <w:t>}</w:t>
       </w:r>
+      <w:r>
+        <w:rPr>
+          <w:rFonts w:ascii="Times New Roman" w:hAnsi="Times New Roman"/>
+        </w:rPr>
+        <w:br/>
+      </w:r>
     </w:p>
     <w:p>
       <w:pPr>
@@ -2070,99 +1955,6 @@
           <w:bCs/>
           <w:i/>
           <w:iCs/>
-        </w:rPr>
-      </w:pPr>
-      <w:proofErr w:type="gramStart"/>
-      <w:r>
-        <w:rPr>
-          <w:rFonts w:ascii="Times New Roman" w:hAnsi="Times New Roman"/>
-        </w:rPr>
-        <w:t xml:space="preserve">Napoli,  </w:t>
-      </w:r>
-      <w:r>
-        <w:rPr>
-          <w:rFonts w:ascii="Times New Roman" w:hAnsi="Times New Roman"/>
-        </w:rPr>
-        <w:t>Data</w:t>
-      </w:r>
-      <w:proofErr w:type="gramEnd"/>
-      <w:r>
-        <w:rPr>
-          <w:rFonts w:ascii="Times New Roman" w:hAnsi="Times New Roman"/>
-        </w:rPr>
-        <w:t xml:space="preserve"> deposito</w:t>
-      </w:r>
-      <w:r>
-        <w:rPr>
-          <w:rFonts w:ascii="Times New Roman" w:hAnsi="Times New Roman"/>
-        </w:rPr>
-        <w:t xml:space="preserve">                   </w:t>
-      </w:r>
-      <w:r>
-        <w:rPr>
-          <w:rFonts w:ascii="Times New Roman" w:hAnsi="Times New Roman"/>
-        </w:rPr>
-        <w:tab/>
-      </w:r>
-      <w:r>
-        <w:rPr>
-          <w:rFonts w:ascii="Times New Roman" w:hAnsi="Times New Roman"/>
-        </w:rPr>
-        <w:tab/>
-      </w:r>
-      <w:r>
-        <w:rPr>
-          <w:rFonts w:ascii="Times New Roman" w:hAnsi="Times New Roman"/>
-        </w:rPr>
-        <w:t xml:space="preserve">   </w:t>
-      </w:r>
-      <w:r>
-        <w:rPr>
-          <w:rFonts w:ascii="Times New Roman" w:hAnsi="Times New Roman"/>
-        </w:rPr>
-        <w:t xml:space="preserve">              </w:t>
-      </w:r>
-      <w:r>
-        <w:rPr>
-          <w:rFonts w:ascii="Times New Roman" w:hAnsi="Times New Roman"/>
-        </w:rPr>
-        <w:t xml:space="preserve">       </w:t>
-      </w:r>
-      <w:r>
-        <w:rPr>
-          <w:rFonts w:ascii="Times New Roman" w:hAnsi="Times New Roman"/>
-          <w:b/>
-          <w:bCs/>
-          <w:i/>
-          <w:iCs/>
-        </w:rPr>
-        <w:t>Avv. Maria Afrodite Carotenuto</w:t>
-      </w:r>
-    </w:p>
-    <w:p>
-      <w:pPr>
-        <w:rPr>
-          <w:rFonts w:ascii="Times New Roman" w:hAnsi="Times New Roman"/>
-          <w:b/>
-          <w:bCs/>
-        </w:rPr>
-      </w:pPr>
-      <w:r>
-        <w:rPr>
-          <w:rFonts w:ascii="Times New Roman" w:hAnsi="Times New Roman"/>
-          <w:b/>
-          <w:bCs/>
-        </w:rPr>
-        <w:br w:type="page"/>
-      </w:r>
-    </w:p>
-    <w:p>
-      <w:pPr>
-        <w:rPr>
-          <w:rFonts w:ascii="Times New Roman" w:hAnsi="Times New Roman"/>
-          <w:b/>
-          <w:bCs/>
-          <w:u w:val="single"/>
         </w:rPr>
         <w:sectPr>
           <w:headerReference w:type="default" r:id="rId9"/>
@@ -2173,313 +1965,62 @@
           <w:docGrid w:linePitch="360"/>
         </w:sectPr>
       </w:pPr>
-    </w:p>
-    <w:p>
-      <w:pPr>
-        <w:ind w:left="2832" w:firstLine="708"/>
-        <w:rPr>
-          <w:rFonts w:ascii="Times New Roman" w:hAnsi="Times New Roman"/>
-          <w:b/>
-          <w:bCs/>
-          <w:u w:val="single"/>
-        </w:rPr>
-      </w:pPr>
-      <w:r>
-        <w:rPr>
-          <w:rFonts w:ascii="Times New Roman" w:hAnsi="Times New Roman"/>
-          <w:b/>
-          <w:bCs/>
-        </w:rPr>
-        <w:lastRenderedPageBreak/>
-        <w:t xml:space="preserve">Procura alle liti (art.83 c.p.c.) </w:t>
-      </w:r>
-    </w:p>
-    <w:p>
-      <w:pPr>
-        <w:jc w:val="both"/>
-        <w:rPr>
-          <w:rFonts w:ascii="Times New Roman" w:hAnsi="Times New Roman"/>
-          <w:b/>
-          <w:bCs/>
-          <w:iCs/>
-        </w:rPr>
-      </w:pPr>
-      <w:r>
-        <w:rPr>
-          <w:rFonts w:ascii="Times New Roman" w:hAnsi="Times New Roman"/>
-          <w:b/>
-          <w:bCs/>
-          <w:iCs/>
-        </w:rPr>
-        <w:t>Il sottoscritto Dott. Mauro Tornatore, nato ad Avellino (</w:t>
-      </w:r>
-      <w:proofErr w:type="spellStart"/>
-      <w:r>
-        <w:rPr>
-          <w:rFonts w:ascii="Times New Roman" w:hAnsi="Times New Roman"/>
-          <w:b/>
-          <w:bCs/>
-          <w:iCs/>
-        </w:rPr>
-        <w:t>Av</w:t>
-      </w:r>
-      <w:proofErr w:type="spellEnd"/>
-      <w:r>
-        <w:rPr>
-          <w:rFonts w:ascii="Times New Roman" w:hAnsi="Times New Roman"/>
-          <w:b/>
-          <w:bCs/>
-          <w:iCs/>
-        </w:rPr>
-        <w:t xml:space="preserve">) il 13 aprile 1969 (Cod. Fiscale TRNMRA69D13A509O), nella sua qualità di Amministratore Delegato e legale rappresentante di </w:t>
-      </w:r>
-      <w:r>
-        <w:rPr>
-          <w:rFonts w:ascii="Times New Roman" w:hAnsi="Times New Roman"/>
-          <w:b/>
-          <w:bCs/>
-          <w:iCs/>
-        </w:rPr>
-        <w:t xml:space="preserve">Salerno Energia Vendite </w:t>
-      </w:r>
-      <w:proofErr w:type="spellStart"/>
-      <w:r>
-        <w:rPr>
-          <w:rFonts w:ascii="Times New Roman" w:hAnsi="Times New Roman"/>
-          <w:b/>
-          <w:bCs/>
-          <w:iCs/>
-        </w:rPr>
-        <w:t>S.p.a</w:t>
-      </w:r>
-      <w:proofErr w:type="spellEnd"/>
-      <w:r>
-        <w:rPr>
-          <w:rFonts w:ascii="Times New Roman" w:hAnsi="Times New Roman"/>
-          <w:b/>
-          <w:bCs/>
-          <w:iCs/>
-        </w:rPr>
-        <w:t xml:space="preserve">, con sede legale in Salerno (Sa) Via Stefano Passaro n. 1 Codice Fiscale e P.IVA 03916040656 , R.E.A. di  Salerno n. 329957,- giusta nomina del 28 aprile 2023, conferisce mandato all’Avv. Maria Afrodite Carotenuto del Foro di Napoli (cod. fiscale CRTMFR68E50F839I), </w:t>
-      </w:r>
-      <w:proofErr w:type="spellStart"/>
-      <w:r>
-        <w:rPr>
-          <w:rFonts w:ascii="Times New Roman" w:hAnsi="Times New Roman"/>
-          <w:b/>
-          <w:bCs/>
-          <w:iCs/>
-        </w:rPr>
-        <w:t>pec</w:t>
-      </w:r>
-      <w:proofErr w:type="spellEnd"/>
-      <w:r>
-        <w:rPr>
-          <w:rFonts w:ascii="Times New Roman" w:hAnsi="Times New Roman"/>
-          <w:b/>
-          <w:bCs/>
-          <w:iCs/>
-        </w:rPr>
-        <w:t xml:space="preserve">: mariaafroditecarotenuto@avvocatinapoli.legalmail.it, affinché la rappresenti e difenda n ogni stato e grado del presente giudizio  in danno  di </w:t>
-      </w:r>
-      <w:r>
-        <w:rPr>
-          <w:rFonts w:ascii="Times New Roman" w:hAnsi="Times New Roman"/>
-          <w:b/>
-          <w:bCs/>
-          <w:iCs/>
-        </w:rPr>
-        <w:t>{</w:t>
-      </w:r>
-      <w:proofErr w:type="spellStart"/>
-      <w:r>
-        <w:rPr>
-          <w:rFonts w:ascii="Times New Roman" w:hAnsi="Times New Roman"/>
-          <w:b/>
-          <w:bCs/>
-          <w:iCs/>
-        </w:rPr>
-        <w:t>ragione_sociale</w:t>
-      </w:r>
-      <w:proofErr w:type="spellEnd"/>
-      <w:r>
-        <w:rPr>
-          <w:rFonts w:ascii="Times New Roman" w:hAnsi="Times New Roman"/>
-          <w:b/>
-          <w:bCs/>
-          <w:iCs/>
-        </w:rPr>
-        <w:t>} (Cod. fiscale/</w:t>
-      </w:r>
-      <w:proofErr w:type="spellStart"/>
-      <w:r>
-        <w:rPr>
-          <w:rFonts w:ascii="Times New Roman" w:hAnsi="Times New Roman"/>
-          <w:b/>
-          <w:bCs/>
-          <w:iCs/>
-        </w:rPr>
-        <w:t>p.IVA</w:t>
-      </w:r>
-      <w:proofErr w:type="spellEnd"/>
-      <w:r>
-        <w:rPr>
-          <w:rFonts w:ascii="Times New Roman" w:hAnsi="Times New Roman"/>
-          <w:b/>
-          <w:bCs/>
-          <w:iCs/>
-        </w:rPr>
-        <w:t xml:space="preserve"> {</w:t>
-      </w:r>
-      <w:proofErr w:type="spellStart"/>
-      <w:r>
-        <w:rPr>
-          <w:rFonts w:ascii="Times New Roman" w:hAnsi="Times New Roman"/>
-          <w:b/>
-          <w:bCs/>
-          <w:iCs/>
-        </w:rPr>
-        <w:t>codice_fiscale</w:t>
-      </w:r>
-      <w:proofErr w:type="spellEnd"/>
-      <w:r>
-        <w:rPr>
-          <w:rFonts w:ascii="Times New Roman" w:hAnsi="Times New Roman"/>
-          <w:b/>
-          <w:bCs/>
-          <w:iCs/>
-        </w:rPr>
-        <w:t>}</w:t>
-      </w:r>
-      <w:r>
-        <w:rPr>
-          <w:rFonts w:ascii="Times New Roman" w:hAnsi="Times New Roman"/>
-          <w:b/>
-          <w:bCs/>
-          <w:iCs/>
-        </w:rPr>
-        <w:t xml:space="preserve"> </w:t>
-      </w:r>
-      <w:r>
-        <w:rPr>
-          <w:rFonts w:ascii="Times New Roman" w:hAnsi="Times New Roman"/>
-          <w:b/>
-          <w:bCs/>
-          <w:iCs/>
-        </w:rPr>
-        <w:t>{</w:t>
-      </w:r>
-      <w:proofErr w:type="spellStart"/>
-      <w:r>
-        <w:rPr>
-          <w:rFonts w:ascii="Times New Roman" w:hAnsi="Times New Roman"/>
-          <w:b/>
-          <w:bCs/>
-          <w:iCs/>
-        </w:rPr>
-        <w:t>partita_iva</w:t>
-      </w:r>
-      <w:proofErr w:type="spellEnd"/>
-      <w:r>
-        <w:rPr>
-          <w:rFonts w:ascii="Times New Roman" w:hAnsi="Times New Roman"/>
-          <w:b/>
-          <w:bCs/>
-          <w:iCs/>
-        </w:rPr>
-        <w:t>})</w:t>
-      </w:r>
-      <w:r>
-        <w:rPr>
-          <w:rFonts w:ascii="Times New Roman" w:hAnsi="Times New Roman"/>
-          <w:b/>
-          <w:bCs/>
-          <w:iCs/>
-        </w:rPr>
-        <w:t xml:space="preserve"> </w:t>
-      </w:r>
-      <w:r>
-        <w:rPr>
-          <w:rFonts w:ascii="Times New Roman" w:hAnsi="Times New Roman"/>
-          <w:b/>
-          <w:bCs/>
-          <w:iCs/>
-        </w:rPr>
-        <w:t xml:space="preserve">anche nelle fasi dell’esecuzione, opposizione. incidentale, cautelare ed in sede di gravame, conferendogli ogni più ampia facoltà di legge, ivi comprese le facoltà di conciliare, incassare, quietanzare, transigere, rinunciare agli atti ed accettarne la rinuncia, farsi rappresentare, assistere e sostituire, eleggere domicilio, rinunziare alla comparizione delle parti, riassumere la causa, proseguirla, chiamare terzi in causa, deferire giuramento, proporre domande riconvenzionali ed azioni cautelari di qualsiasi genere e natura in corso di causa, richiedere giudizi di equità. chiedere ed accettare rendiconti, ed assumendo sin d’ora per rato e valido il suo operato. Dichiaro di essere stato edotto circa il grado di complessità dell’incarico che con la presente procura conferisco, nonché di avere ricevuto tutte le informazioni utili circa gli oneri ipotizzabili dal momento del conferimento e sino alla conclusione dell’incarico. Si da atto che alla data di sottoscrizione del presente mandato professionale il Professionista è assicurato per la responsabilità civile contro i rischi professionali di cui si è presa visione. Dichiaro di essere stato informato, ai sensi dell’art. 2, co 7 D.L. n. 132/2014, della possibilità di ricorrere alla convenzione di negoziazione assistita da uno o più avvocati disciplinata dagli artt. 2 e ss. del suddetto Decreto-legge. Dichiaro, altresì, ai sensi e per gli effetti di cui al D. Lgs n. 196/2003 e segg., di essere stato informato che i propri dati personali, anche sensibili, verranno utilizzati per le finalità inerenti al presente mandato, autorizzando, sin d’ora, il rispettivo trattamento. Dichiaro di essere stato edotto che nel corso dell’esecuzione dell’incarico giudiziale conferito, potrebbe essere utile ricorrere all’impiego di sistemi di Intelligenza Artificiale (“I.A.”), nel pieno rispetto delle disposizioni del Regolamento UE n. 2016/679 (GDPR), dei doveri deontologici, di tutela della privacy e della riservatezza del cliente, per svolgere attività strumentali e/o di supporto all’attività professionale, il cui risultato sarà oggetto di scrupolosa verifica da parte dell’avvocato. La presente procura alle liti è da intendersi apposta, comunque, in calce all’atto, anche ai sensi dell’art. 18 co. 5, D.M. Giustizia n. 44/2011, come sostituito dal D.M. Giustizia n. 48/2013. Eleggo domicilio presso il suo studio in Napoli alla Via Giuseppe Bonito n. 1, e domicilio digitale presso la sua </w:t>
-      </w:r>
-      <w:proofErr w:type="spellStart"/>
-      <w:r>
-        <w:rPr>
-          <w:rFonts w:ascii="Times New Roman" w:hAnsi="Times New Roman"/>
-          <w:b/>
-          <w:bCs/>
-          <w:iCs/>
-        </w:rPr>
-        <w:t>pec</w:t>
-      </w:r>
-      <w:proofErr w:type="spellEnd"/>
-      <w:r>
-        <w:rPr>
-          <w:rFonts w:ascii="Times New Roman" w:hAnsi="Times New Roman"/>
-          <w:b/>
-          <w:bCs/>
-          <w:iCs/>
-        </w:rPr>
-        <w:t>: mariaafroditecarotenuto@avvocatinapoli.legalmail.it,</w:t>
-      </w:r>
-    </w:p>
-    <w:p>
-      <w:pPr>
-        <w:jc w:val="center"/>
-        <w:rPr>
-          <w:rFonts w:ascii="Times New Roman" w:hAnsi="Times New Roman"/>
-          <w:b/>
-          <w:bCs/>
-        </w:rPr>
-      </w:pPr>
-      <w:r>
-        <w:rPr>
-          <w:rFonts w:ascii="Times New Roman" w:hAnsi="Times New Roman"/>
-          <w:b/>
-          <w:bCs/>
-        </w:rPr>
-        <w:t xml:space="preserve">Salerno Energia Vendita </w:t>
-      </w:r>
-      <w:proofErr w:type="spellStart"/>
-      <w:r>
-        <w:rPr>
-          <w:rFonts w:ascii="Times New Roman" w:hAnsi="Times New Roman"/>
-          <w:b/>
-          <w:bCs/>
-        </w:rPr>
-        <w:t>S.p.a</w:t>
-      </w:r>
-      <w:proofErr w:type="spellEnd"/>
-    </w:p>
-    <w:p>
-      <w:pPr>
-        <w:jc w:val="center"/>
-        <w:rPr>
-          <w:rFonts w:ascii="Times New Roman" w:hAnsi="Times New Roman"/>
-          <w:b/>
-          <w:bCs/>
-        </w:rPr>
-      </w:pPr>
-      <w:r>
-        <w:rPr>
-          <w:rFonts w:ascii="Times New Roman" w:hAnsi="Times New Roman"/>
-          <w:b/>
-          <w:bCs/>
-        </w:rPr>
-        <w:t>Dott. Mauro Tornatore</w:t>
-      </w:r>
-    </w:p>
-    <w:p>
-      <w:pPr>
-        <w:rPr>
-          <w:rFonts w:ascii="Times New Roman" w:hAnsi="Times New Roman"/>
-        </w:rPr>
-      </w:pPr>
+      <w:proofErr w:type="gramStart"/>
+      <w:r>
+        <w:rPr>
+          <w:rFonts w:ascii="Times New Roman" w:hAnsi="Times New Roman"/>
+        </w:rPr>
+        <w:t xml:space="preserve">Napoli,  </w:t>
+      </w:r>
+      <w:r>
+        <w:rPr>
+          <w:rFonts w:ascii="Times New Roman" w:hAnsi="Times New Roman"/>
+        </w:rPr>
+        <w:t>Data</w:t>
+      </w:r>
+      <w:proofErr w:type="gramEnd"/>
+      <w:r>
+        <w:rPr>
+          <w:rFonts w:ascii="Times New Roman" w:hAnsi="Times New Roman"/>
+        </w:rPr>
+        <w:t xml:space="preserve"> deposito</w:t>
+      </w:r>
+      <w:r>
+        <w:rPr>
+          <w:rFonts w:ascii="Times New Roman" w:hAnsi="Times New Roman"/>
+        </w:rPr>
+        <w:t xml:space="preserve">                   </w:t>
+      </w:r>
+      <w:r>
+        <w:rPr>
+          <w:rFonts w:ascii="Times New Roman" w:hAnsi="Times New Roman"/>
+        </w:rPr>
+        <w:tab/>
+      </w:r>
+      <w:r>
+        <w:rPr>
+          <w:rFonts w:ascii="Times New Roman" w:hAnsi="Times New Roman"/>
+        </w:rPr>
+        <w:tab/>
+      </w:r>
+      <w:r>
+        <w:rPr>
+          <w:rFonts w:ascii="Times New Roman" w:hAnsi="Times New Roman"/>
+        </w:rPr>
+        <w:t xml:space="preserve">   </w:t>
+      </w:r>
+      <w:r>
+        <w:rPr>
+          <w:rFonts w:ascii="Times New Roman" w:hAnsi="Times New Roman"/>
+        </w:rPr>
+        <w:t xml:space="preserve">              </w:t>
+      </w:r>
+      <w:r>
+        <w:rPr>
+          <w:rFonts w:ascii="Times New Roman" w:hAnsi="Times New Roman"/>
+        </w:rPr>
+        <w:t xml:space="preserve">       </w:t>
+      </w:r>
       <w:r>
         <w:rPr>
           <w:rFonts w:ascii="Times New Roman" w:hAnsi="Times New Roman"/>
@@ -2488,44 +2029,17 @@
           <w:i/>
           <w:iCs/>
         </w:rPr>
-        <w:t xml:space="preserve"> </w:t>
-      </w:r>
-    </w:p>
-    <w:p>
-      <w:pPr>
-        <w:jc w:val="center"/>
+        <w:t>Avv. Maria Afrodite Carotenut</w:t>
+      </w:r>
+      <w:r>
         <w:rPr>
           <w:rFonts w:ascii="Times New Roman" w:hAnsi="Times New Roman"/>
           <w:b/>
           <w:bCs/>
-        </w:rPr>
-      </w:pPr>
-      <w:r>
-        <w:rPr>
-          <w:rFonts w:ascii="Times New Roman" w:hAnsi="Times New Roman"/>
-          <w:b/>
-          <w:bCs/>
-        </w:rPr>
-        <w:t>Visto per autentica</w:t>
-      </w:r>
-    </w:p>
-    <w:p>
-      <w:pPr>
-        <w:jc w:val="center"/>
-        <w:rPr>
-          <w:rFonts w:ascii="Times New Roman" w:hAnsi="Times New Roman"/>
-          <w:b/>
-          <w:bCs/>
-          <w:u w:val="single"/>
-        </w:rPr>
-      </w:pPr>
-      <w:r>
-        <w:rPr>
-          <w:rFonts w:ascii="Times New Roman" w:hAnsi="Times New Roman"/>
-          <w:b/>
-          <w:bCs/>
-        </w:rPr>
-        <w:t>Avv. Maria Afrodite Carotenuto</w:t>
+          <w:i/>
+          <w:iCs/>
+        </w:rPr>
+        <w:t>o</w:t>
       </w:r>
     </w:p>
     <w:p>
